--- a/lessons/6-3/downloads/reveal/teacher/6.3-session-2-prerequisite-practice-b.docx
+++ b/lessons/6-3/downloads/reveal/teacher/6.3-session-2-prerequisite-practice-b.docx
@@ -15,10 +15,28 @@
         <w:rPr>
           <w:rFonts w:ascii="Avenir Next" w:hAnsi="Avenir Next" w:cs="Avenir Next" w:eastAsia="Avenir Next"/>
           <w:color w:val="1A1A1A"/>
+          <w:sz w:val="22"/>
+          <w:szCs w:val="20"/>
+        </w:rPr>
+        <w:t xml:space="preserve">Name</w:t>
+      </w:r>
+      <w:r>
+        <w:rPr>
+          <w:rFonts w:ascii="Avenir Next" w:hAnsi="Avenir Next" w:cs="Avenir Next" w:eastAsia="Avenir Next"/>
+          <w:color w:val="1A1A1A"/>
           <w:sz w:val="20"/>
           <w:szCs w:val="20"/>
         </w:rPr>
-        <w:t xml:space="preserve">Name</w:t>
+        <w:tab/>
+      </w:r>
+      <w:r>
+        <w:rPr>
+          <w:rFonts w:ascii="Avenir Next" w:hAnsi="Avenir Next" w:cs="Avenir Next" w:eastAsia="Avenir Next"/>
+          <w:color w:val="1A1A1A"/>
+          <w:sz w:val="22"/>
+          <w:szCs w:val="20"/>
+        </w:rPr>
+        <w:t xml:space="preserve">   Date</w:t>
       </w:r>
       <w:r>
         <w:rPr>
@@ -33,25 +51,7 @@
         <w:rPr>
           <w:rFonts w:ascii="Avenir Next" w:hAnsi="Avenir Next" w:cs="Avenir Next" w:eastAsia="Avenir Next"/>
           <w:color w:val="1A1A1A"/>
-          <w:sz w:val="20"/>
-          <w:szCs w:val="20"/>
-        </w:rPr>
-        <w:t xml:space="preserve">   Date</w:t>
-      </w:r>
-      <w:r>
-        <w:rPr>
-          <w:rFonts w:ascii="Avenir Next" w:hAnsi="Avenir Next" w:cs="Avenir Next" w:eastAsia="Avenir Next"/>
-          <w:color w:val="1A1A1A"/>
-          <w:sz w:val="20"/>
-          <w:szCs w:val="20"/>
-        </w:rPr>
-        <w:tab/>
-      </w:r>
-      <w:r>
-        <w:rPr>
-          <w:rFonts w:ascii="Avenir Next" w:hAnsi="Avenir Next" w:cs="Avenir Next" w:eastAsia="Avenir Next"/>
-          <w:color w:val="1A1A1A"/>
-          <w:sz w:val="20"/>
+          <w:sz w:val="22"/>
           <w:szCs w:val="20"/>
         </w:rPr>
         <w:t xml:space="preserve">   Period</w:t>
@@ -78,7 +78,7 @@
           <w:caps/>
           <w:color w:val="003A70"/>
           <w:spacing w:val="12"/>
-          <w:sz w:val="19"/>
+          <w:sz w:val="22"/>
           <w:szCs w:val="19"/>
         </w:rPr>
         <w:t xml:space="preserve">Lesson 6-3  ·  Session 2  ·  Prerequisite Practice B  ·  Skill 1 of 2</w:t>
@@ -86,6 +86,7 @@
     </w:p>
     <w:p>
       <w:pPr>
+        <w:pStyle w:val="Heading1"/>
         <w:keepNext/>
         <w:spacing w:before="0" w:after="10" w:line="240" w:lineRule="auto"/>
       </w:pPr>
@@ -111,7 +112,7 @@
         <w:rPr>
           <w:rFonts w:ascii="Avenir Next" w:hAnsi="Avenir Next" w:cs="Avenir Next" w:eastAsia="Avenir Next"/>
           <w:color w:val="5A5F66"/>
-          <w:sz w:val="17"/>
+          <w:sz w:val="22"/>
           <w:szCs w:val="17"/>
         </w:rPr>
         <w:t xml:space="preserve">Builds on Grade 5 · 5.NBT.B.7</w:t>
@@ -154,6 +155,7 @@
           </w:tcPr>
           <w:p>
             <w:pPr>
+              <w:pStyle w:val="Heading2"/>
               <w:spacing w:before="0" w:after="0" w:line="252" w:lineRule="auto"/>
             </w:pPr>
             <w:r>
@@ -183,7 +185,7 @@
               <w:rPr>
                 <w:rFonts w:ascii="Avenir Next" w:hAnsi="Avenir Next" w:cs="Avenir Next" w:eastAsia="Avenir Next"/>
                 <w:color w:val="1A1A1A"/>
-                <w:sz w:val="20"/>
+                <w:sz w:val="22"/>
                 <w:szCs w:val="20"/>
               </w:rPr>
               <w:t xml:space="preserve">You will find 0.6</w:t>
@@ -192,7 +194,7 @@
               <w:rPr>
                 <w:rFonts w:ascii="Avenir Next" w:hAnsi="Avenir Next" w:cs="Avenir Next" w:eastAsia="Avenir Next"/>
                 <w:color w:val="1A1A1A"/>
-                <w:sz w:val="20"/>
+                <w:sz w:val="22"/>
                 <w:szCs w:val="20"/>
                 <w:vertAlign w:val="superscript"/>
               </w:rPr>
@@ -202,7 +204,7 @@
               <w:rPr>
                 <w:rFonts w:ascii="Avenir Next" w:hAnsi="Avenir Next" w:cs="Avenir Next" w:eastAsia="Avenir Next"/>
                 <w:color w:val="1A1A1A"/>
-                <w:sz w:val="20"/>
+                <w:sz w:val="22"/>
                 <w:szCs w:val="20"/>
               </w:rPr>
               <w:t xml:space="preserve">. That means 0.6 × 0.6.</w:t>
@@ -222,6 +224,7 @@
           </w:tcPr>
           <w:p>
             <w:pPr>
+              <w:pStyle w:val="Heading2"/>
               <w:spacing w:before="0" w:after="0" w:line="252" w:lineRule="auto"/>
             </w:pPr>
             <w:r>
@@ -251,7 +254,7 @@
               <w:rPr>
                 <w:rFonts w:ascii="Avenir Next" w:hAnsi="Avenir Next" w:cs="Avenir Next" w:eastAsia="Avenir Next"/>
                 <w:color w:val="1A1A1A"/>
-                <w:sz w:val="20"/>
+                <w:sz w:val="22"/>
                 <w:szCs w:val="20"/>
               </w:rPr>
               <w:t xml:space="preserve">Multiply two decimals, like 0.6 × 0.6.  </w:t>
@@ -261,7 +264,7 @@
                 <w:rFonts w:ascii="Avenir Next" w:hAnsi="Avenir Next" w:cs="Avenir Next" w:eastAsia="Avenir Next"/>
                 <w:b/>
                 <w:color w:val="1A1A1A"/>
-                <w:sz w:val="20"/>
+                <w:sz w:val="22"/>
                 <w:szCs w:val="20"/>
               </w:rPr>
               <w:t xml:space="preserve">You will use it in Practice Form A, problems 1 and 7.</w:t>
@@ -272,6 +275,7 @@
     </w:tbl>
     <w:p>
       <w:pPr>
+        <w:pStyle w:val="Heading2"/>
         <w:keepNext/>
         <w:pBdr>
           <w:bottom w:val="single" w:sz="8" w:space="3" w:color="003A70"/>
@@ -287,7 +291,7 @@
           <w:b/>
           <w:color w:val="003A70"/>
           <w:spacing w:val="14"/>
-          <w:sz w:val="19"/>
+          <w:sz w:val="22"/>
           <w:szCs w:val="19"/>
         </w:rPr>
         <w:t xml:space="preserve">STEPS TO FOLLOW</w:t>
@@ -306,7 +310,7 @@
           <w:rFonts w:ascii="Avenir Next" w:hAnsi="Avenir Next" w:cs="Avenir Next" w:eastAsia="Avenir Next"/>
           <w:i/>
           <w:color w:val="5A5F66"/>
-          <w:sz w:val="17"/>
+          <w:sz w:val="22"/>
           <w:szCs w:val="17"/>
         </w:rPr>
         <w:t xml:space="preserve">use these same steps on every problem</w:t>
@@ -348,6 +352,7 @@
           </w:tcPr>
           <w:p>
             <w:pPr>
+              <w:pStyle w:val="Heading1"/>
               <w:spacing w:before="0" w:after="0" w:line="240" w:lineRule="auto"/>
               <w:jc w:val="center"/>
             </w:pPr>
@@ -377,7 +382,7 @@
                 <w:rFonts w:ascii="Avenir Next" w:hAnsi="Avenir Next" w:cs="Avenir Next" w:eastAsia="Avenir Next"/>
                 <w:b/>
                 <w:color w:val="1A1A1A"/>
-                <w:sz w:val="21"/>
+                <w:sz w:val="22"/>
                 <w:szCs w:val="21"/>
               </w:rPr>
               <w:t xml:space="preserve">Ignore</w:t>
@@ -386,7 +391,7 @@
               <w:rPr>
                 <w:rFonts w:ascii="Avenir Next" w:hAnsi="Avenir Next" w:cs="Avenir Next" w:eastAsia="Avenir Next"/>
                 <w:color w:val="1A1A1A"/>
-                <w:sz w:val="21"/>
+                <w:sz w:val="22"/>
                 <w:szCs w:val="21"/>
               </w:rPr>
               <w:t xml:space="preserve"> the decimal points. Multiply the whole numbers.</w:t>
@@ -405,6 +410,7 @@
           </w:tcPr>
           <w:p>
             <w:pPr>
+              <w:pStyle w:val="Heading1"/>
               <w:spacing w:before="0" w:after="0" w:line="240" w:lineRule="auto"/>
               <w:jc w:val="center"/>
             </w:pPr>
@@ -434,7 +440,7 @@
                 <w:rFonts w:ascii="Avenir Next" w:hAnsi="Avenir Next" w:cs="Avenir Next" w:eastAsia="Avenir Next"/>
                 <w:b/>
                 <w:color w:val="1A1A1A"/>
-                <w:sz w:val="21"/>
+                <w:sz w:val="22"/>
                 <w:szCs w:val="21"/>
               </w:rPr>
               <w:t xml:space="preserve">Count</w:t>
@@ -443,7 +449,7 @@
               <w:rPr>
                 <w:rFonts w:ascii="Avenir Next" w:hAnsi="Avenir Next" w:cs="Avenir Next" w:eastAsia="Avenir Next"/>
                 <w:color w:val="1A1A1A"/>
-                <w:sz w:val="21"/>
+                <w:sz w:val="22"/>
                 <w:szCs w:val="21"/>
               </w:rPr>
               <w:t xml:space="preserve"> the decimal places in both factors.</w:t>
@@ -462,6 +468,7 @@
           </w:tcPr>
           <w:p>
             <w:pPr>
+              <w:pStyle w:val="Heading1"/>
               <w:spacing w:before="0" w:after="0" w:line="240" w:lineRule="auto"/>
               <w:jc w:val="center"/>
             </w:pPr>
@@ -490,7 +497,7 @@
               <w:rPr>
                 <w:rFonts w:ascii="Avenir Next" w:hAnsi="Avenir Next" w:cs="Avenir Next" w:eastAsia="Avenir Next"/>
                 <w:color w:val="1A1A1A"/>
-                <w:sz w:val="21"/>
+                <w:sz w:val="22"/>
                 <w:szCs w:val="21"/>
               </w:rPr>
               <w:t xml:space="preserve">Place the </w:t>
@@ -500,7 +507,7 @@
                 <w:rFonts w:ascii="Avenir Next" w:hAnsi="Avenir Next" w:cs="Avenir Next" w:eastAsia="Avenir Next"/>
                 <w:b/>
                 <w:color w:val="1A1A1A"/>
-                <w:sz w:val="21"/>
+                <w:sz w:val="22"/>
                 <w:szCs w:val="21"/>
               </w:rPr>
               <w:t xml:space="preserve">point</w:t>
@@ -509,7 +516,7 @@
               <w:rPr>
                 <w:rFonts w:ascii="Avenir Next" w:hAnsi="Avenir Next" w:cs="Avenir Next" w:eastAsia="Avenir Next"/>
                 <w:color w:val="1A1A1A"/>
-                <w:sz w:val="21"/>
+                <w:sz w:val="22"/>
                 <w:szCs w:val="21"/>
               </w:rPr>
               <w:t xml:space="preserve"> so the answer has that many places.</w:t>
@@ -520,6 +527,7 @@
     </w:tbl>
     <w:p>
       <w:pPr>
+        <w:pStyle w:val="Heading2"/>
         <w:keepNext/>
         <w:pBdr>
           <w:bottom w:val="single" w:sz="8" w:space="3" w:color="003A70"/>
@@ -535,7 +543,7 @@
           <w:b/>
           <w:color w:val="003A70"/>
           <w:spacing w:val="14"/>
-          <w:sz w:val="19"/>
+          <w:sz w:val="22"/>
           <w:szCs w:val="19"/>
         </w:rPr>
         <w:t xml:space="preserve">WATCH ME</w:t>
@@ -554,7 +562,7 @@
           <w:rFonts w:ascii="Avenir Next" w:hAnsi="Avenir Next" w:cs="Avenir Next" w:eastAsia="Avenir Next"/>
           <w:i/>
           <w:color w:val="5A5F66"/>
-          <w:sz w:val="17"/>
+          <w:sz w:val="22"/>
           <w:szCs w:val="17"/>
         </w:rPr>
         <w:t xml:space="preserve">the steps in action</w:t>
@@ -569,7 +577,7 @@
           <w:rFonts w:ascii="Avenir Next" w:hAnsi="Avenir Next" w:cs="Avenir Next" w:eastAsia="Avenir Next"/>
           <w:b/>
           <w:color w:val="1A1A1A"/>
-          <w:sz w:val="21"/>
+          <w:sz w:val="22"/>
           <w:szCs w:val="21"/>
         </w:rPr>
         <w:t xml:space="preserve">Find 0.6 × 0.6.</w:t>
@@ -588,25 +596,25 @@
           <w:rFonts w:ascii="Avenir Next" w:hAnsi="Avenir Next" w:cs="Avenir Next" w:eastAsia="Avenir Next"/>
           <w:b/>
           <w:color w:val="003A70"/>
+          <w:sz w:val="22"/>
+          <w:szCs w:val="19"/>
+        </w:rPr>
+        <w:t xml:space="preserve">Step 1</w:t>
+      </w:r>
+      <w:r>
+        <w:rPr>
+          <w:rFonts w:ascii="Avenir Next" w:hAnsi="Avenir Next" w:cs="Avenir Next" w:eastAsia="Avenir Next"/>
+          <w:color w:val="1A1A1A"/>
           <w:sz w:val="19"/>
           <w:szCs w:val="19"/>
         </w:rPr>
-        <w:t xml:space="preserve">Step 1</w:t>
-      </w:r>
-      <w:r>
-        <w:rPr>
-          <w:rFonts w:ascii="Avenir Next" w:hAnsi="Avenir Next" w:cs="Avenir Next" w:eastAsia="Avenir Next"/>
-          <w:color w:val="1A1A1A"/>
-          <w:sz w:val="19"/>
-          <w:szCs w:val="19"/>
-        </w:rPr>
         <w:tab/>
       </w:r>
       <w:r>
         <w:rPr>
           <w:rFonts w:ascii="Avenir Next" w:hAnsi="Avenir Next" w:cs="Avenir Next" w:eastAsia="Avenir Next"/>
           <w:color w:val="1A1A1A"/>
-          <w:sz w:val="21"/>
+          <w:sz w:val="22"/>
           <w:szCs w:val="21"/>
         </w:rPr>
         <w:t xml:space="preserve">6 × 6 = 36.</w:t>
@@ -625,25 +633,25 @@
           <w:rFonts w:ascii="Avenir Next" w:hAnsi="Avenir Next" w:cs="Avenir Next" w:eastAsia="Avenir Next"/>
           <w:b/>
           <w:color w:val="003A70"/>
+          <w:sz w:val="22"/>
+          <w:szCs w:val="19"/>
+        </w:rPr>
+        <w:t xml:space="preserve">Step 2</w:t>
+      </w:r>
+      <w:r>
+        <w:rPr>
+          <w:rFonts w:ascii="Avenir Next" w:hAnsi="Avenir Next" w:cs="Avenir Next" w:eastAsia="Avenir Next"/>
+          <w:color w:val="1A1A1A"/>
           <w:sz w:val="19"/>
           <w:szCs w:val="19"/>
         </w:rPr>
-        <w:t xml:space="preserve">Step 2</w:t>
-      </w:r>
-      <w:r>
-        <w:rPr>
-          <w:rFonts w:ascii="Avenir Next" w:hAnsi="Avenir Next" w:cs="Avenir Next" w:eastAsia="Avenir Next"/>
-          <w:color w:val="1A1A1A"/>
-          <w:sz w:val="19"/>
-          <w:szCs w:val="19"/>
-        </w:rPr>
         <w:tab/>
       </w:r>
       <w:r>
         <w:rPr>
           <w:rFonts w:ascii="Avenir Next" w:hAnsi="Avenir Next" w:cs="Avenir Next" w:eastAsia="Avenir Next"/>
           <w:color w:val="1A1A1A"/>
-          <w:sz w:val="21"/>
+          <w:sz w:val="22"/>
           <w:szCs w:val="21"/>
         </w:rPr>
         <w:t xml:space="preserve">1 place + 1 place = 2 places.</w:t>
@@ -662,25 +670,25 @@
           <w:rFonts w:ascii="Avenir Next" w:hAnsi="Avenir Next" w:cs="Avenir Next" w:eastAsia="Avenir Next"/>
           <w:b/>
           <w:color w:val="003A70"/>
+          <w:sz w:val="22"/>
+          <w:szCs w:val="19"/>
+        </w:rPr>
+        <w:t xml:space="preserve">Step 3</w:t>
+      </w:r>
+      <w:r>
+        <w:rPr>
+          <w:rFonts w:ascii="Avenir Next" w:hAnsi="Avenir Next" w:cs="Avenir Next" w:eastAsia="Avenir Next"/>
+          <w:color w:val="1A1A1A"/>
           <w:sz w:val="19"/>
           <w:szCs w:val="19"/>
         </w:rPr>
-        <w:t xml:space="preserve">Step 3</w:t>
-      </w:r>
-      <w:r>
-        <w:rPr>
-          <w:rFonts w:ascii="Avenir Next" w:hAnsi="Avenir Next" w:cs="Avenir Next" w:eastAsia="Avenir Next"/>
-          <w:color w:val="1A1A1A"/>
-          <w:sz w:val="19"/>
-          <w:szCs w:val="19"/>
-        </w:rPr>
         <w:tab/>
       </w:r>
       <w:r>
         <w:rPr>
           <w:rFonts w:ascii="Avenir Next" w:hAnsi="Avenir Next" w:cs="Avenir Next" w:eastAsia="Avenir Next"/>
           <w:color w:val="1A1A1A"/>
-          <w:sz w:val="21"/>
+          <w:sz w:val="22"/>
           <w:szCs w:val="21"/>
         </w:rPr>
         <w:t xml:space="preserve">0.36.</w:t>
@@ -699,18 +707,18 @@
           <w:rFonts w:ascii="Avenir Next" w:hAnsi="Avenir Next" w:cs="Avenir Next" w:eastAsia="Avenir Next"/>
           <w:b/>
           <w:color w:val="1A1A1A"/>
+          <w:sz w:val="22"/>
+          <w:szCs w:val="21"/>
+        </w:rPr>
+        <w:t xml:space="preserve">Answer</w:t>
+      </w:r>
+      <w:r>
+        <w:rPr>
+          <w:rFonts w:ascii="Avenir Next" w:hAnsi="Avenir Next" w:cs="Avenir Next" w:eastAsia="Avenir Next"/>
+          <w:color w:val="1A1A1A"/>
           <w:sz w:val="21"/>
           <w:szCs w:val="21"/>
         </w:rPr>
-        <w:t xml:space="preserve">Answer</w:t>
-      </w:r>
-      <w:r>
-        <w:rPr>
-          <w:rFonts w:ascii="Avenir Next" w:hAnsi="Avenir Next" w:cs="Avenir Next" w:eastAsia="Avenir Next"/>
-          <w:color w:val="1A1A1A"/>
-          <w:sz w:val="21"/>
-          <w:szCs w:val="21"/>
-        </w:rPr>
         <w:tab/>
       </w:r>
       <w:r>
@@ -718,7 +726,7 @@
           <w:rFonts w:ascii="Avenir Next" w:hAnsi="Avenir Next" w:cs="Avenir Next" w:eastAsia="Avenir Next"/>
           <w:b/>
           <w:color w:val="1A1A1A"/>
-          <w:sz w:val="21"/>
+          <w:sz w:val="22"/>
           <w:szCs w:val="21"/>
         </w:rPr>
         <w:t xml:space="preserve">0.36</w:t>
@@ -726,6 +734,7 @@
     </w:p>
     <w:p>
       <w:pPr>
+        <w:pStyle w:val="Heading2"/>
         <w:keepNext/>
         <w:pBdr>
           <w:bottom w:val="single" w:sz="8" w:space="3" w:color="003A70"/>
@@ -741,7 +750,7 @@
           <w:b/>
           <w:color w:val="003A70"/>
           <w:spacing w:val="14"/>
-          <w:sz w:val="19"/>
+          <w:sz w:val="22"/>
           <w:szCs w:val="19"/>
         </w:rPr>
         <w:t xml:space="preserve">TRY IT WITH HELP</w:t>
@@ -760,7 +769,7 @@
           <w:rFonts w:ascii="Avenir Next" w:hAnsi="Avenir Next" w:cs="Avenir Next" w:eastAsia="Avenir Next"/>
           <w:i/>
           <w:color w:val="5A5F66"/>
-          <w:sz w:val="17"/>
+          <w:sz w:val="22"/>
           <w:szCs w:val="17"/>
         </w:rPr>
         <w:t xml:space="preserve">fill in each step</w:t>
@@ -818,25 +827,25 @@
           <w:rFonts w:ascii="Avenir Next" w:hAnsi="Avenir Next" w:cs="Avenir Next" w:eastAsia="Avenir Next"/>
           <w:b/>
           <w:color w:val="003A70"/>
+          <w:sz w:val="22"/>
+          <w:szCs w:val="18"/>
+        </w:rPr>
+        <w:t xml:space="preserve">Step 1</w:t>
+      </w:r>
+      <w:r>
+        <w:rPr>
+          <w:rFonts w:ascii="Avenir Next" w:hAnsi="Avenir Next" w:cs="Avenir Next" w:eastAsia="Avenir Next"/>
+          <w:color w:val="1A1A1A"/>
           <w:sz w:val="18"/>
           <w:szCs w:val="18"/>
         </w:rPr>
-        <w:t xml:space="preserve">Step 1</w:t>
-      </w:r>
-      <w:r>
-        <w:rPr>
-          <w:rFonts w:ascii="Avenir Next" w:hAnsi="Avenir Next" w:cs="Avenir Next" w:eastAsia="Avenir Next"/>
-          <w:color w:val="1A1A1A"/>
-          <w:sz w:val="18"/>
-          <w:szCs w:val="18"/>
-        </w:rPr>
         <w:tab/>
       </w:r>
       <w:r>
         <w:rPr>
           <w:rFonts w:ascii="Avenir Next" w:hAnsi="Avenir Next" w:cs="Avenir Next" w:eastAsia="Avenir Next"/>
           <w:color w:val="1A1A1A"/>
-          <w:sz w:val="21"/>
+          <w:sz w:val="22"/>
           <w:szCs w:val="21"/>
         </w:rPr>
         <w:t xml:space="preserve">12 × 12 = </w:t>
@@ -866,35 +875,35 @@
           <w:rFonts w:ascii="Avenir Next" w:hAnsi="Avenir Next" w:cs="Avenir Next" w:eastAsia="Avenir Next"/>
           <w:b/>
           <w:color w:val="003A70"/>
+          <w:sz w:val="22"/>
+          <w:szCs w:val="18"/>
+        </w:rPr>
+        <w:t xml:space="preserve">Step 2</w:t>
+      </w:r>
+      <w:r>
+        <w:rPr>
+          <w:rFonts w:ascii="Avenir Next" w:hAnsi="Avenir Next" w:cs="Avenir Next" w:eastAsia="Avenir Next"/>
+          <w:color w:val="1A1A1A"/>
           <w:sz w:val="18"/>
           <w:szCs w:val="18"/>
         </w:rPr>
-        <w:t xml:space="preserve">Step 2</w:t>
-      </w:r>
-      <w:r>
-        <w:rPr>
-          <w:rFonts w:ascii="Avenir Next" w:hAnsi="Avenir Next" w:cs="Avenir Next" w:eastAsia="Avenir Next"/>
-          <w:color w:val="1A1A1A"/>
-          <w:sz w:val="18"/>
-          <w:szCs w:val="18"/>
-        </w:rPr>
         <w:tab/>
       </w:r>
       <w:r>
         <w:rPr>
           <w:rFonts w:ascii="Avenir Next" w:hAnsi="Avenir Next" w:cs="Avenir Next" w:eastAsia="Avenir Next"/>
           <w:color w:val="1A1A1A"/>
+          <w:sz w:val="22"/>
+          <w:szCs w:val="21"/>
+        </w:rPr>
+        <w:t xml:space="preserve">1 place + 1 place = </w:t>
+      </w:r>
+      <w:r>
+        <w:rPr>
+          <w:rFonts w:ascii="Avenir Next" w:hAnsi="Avenir Next" w:cs="Avenir Next" w:eastAsia="Avenir Next"/>
+          <w:color w:val="1A1A1A"/>
           <w:sz w:val="21"/>
           <w:szCs w:val="21"/>
-        </w:rPr>
-        <w:t xml:space="preserve">1 place + 1 place = </w:t>
-      </w:r>
-      <w:r>
-        <w:rPr>
-          <w:rFonts w:ascii="Avenir Next" w:hAnsi="Avenir Next" w:cs="Avenir Next" w:eastAsia="Avenir Next"/>
-          <w:color w:val="1A1A1A"/>
-          <w:sz w:val="21"/>
-          <w:szCs w:val="21"/>
           <w:u w:val="single"/>
         </w:rPr>
         <w:t xml:space="preserve">                </w:t>
@@ -903,7 +912,7 @@
         <w:rPr>
           <w:rFonts w:ascii="Avenir Next" w:hAnsi="Avenir Next" w:cs="Avenir Next" w:eastAsia="Avenir Next"/>
           <w:color w:val="1A1A1A"/>
-          <w:sz w:val="21"/>
+          <w:sz w:val="22"/>
           <w:szCs w:val="21"/>
         </w:rPr>
         <w:t xml:space="preserve"> places</w:t>
@@ -923,25 +932,25 @@
           <w:rFonts w:ascii="Avenir Next" w:hAnsi="Avenir Next" w:cs="Avenir Next" w:eastAsia="Avenir Next"/>
           <w:b/>
           <w:color w:val="003A70"/>
+          <w:sz w:val="22"/>
+          <w:szCs w:val="18"/>
+        </w:rPr>
+        <w:t xml:space="preserve">Step 3</w:t>
+      </w:r>
+      <w:r>
+        <w:rPr>
+          <w:rFonts w:ascii="Avenir Next" w:hAnsi="Avenir Next" w:cs="Avenir Next" w:eastAsia="Avenir Next"/>
+          <w:color w:val="1A1A1A"/>
           <w:sz w:val="18"/>
           <w:szCs w:val="18"/>
         </w:rPr>
-        <w:t xml:space="preserve">Step 3</w:t>
-      </w:r>
-      <w:r>
-        <w:rPr>
-          <w:rFonts w:ascii="Avenir Next" w:hAnsi="Avenir Next" w:cs="Avenir Next" w:eastAsia="Avenir Next"/>
-          <w:color w:val="1A1A1A"/>
-          <w:sz w:val="18"/>
-          <w:szCs w:val="18"/>
-        </w:rPr>
         <w:tab/>
       </w:r>
       <w:r>
         <w:rPr>
           <w:rFonts w:ascii="Avenir Next" w:hAnsi="Avenir Next" w:cs="Avenir Next" w:eastAsia="Avenir Next"/>
           <w:color w:val="1A1A1A"/>
-          <w:sz w:val="21"/>
+          <w:sz w:val="22"/>
           <w:szCs w:val="21"/>
         </w:rPr>
         <w:t xml:space="preserve">1.2 × 1.2 = </w:t>
@@ -1014,25 +1023,25 @@
           <w:rFonts w:ascii="Avenir Next" w:hAnsi="Avenir Next" w:cs="Avenir Next" w:eastAsia="Avenir Next"/>
           <w:b/>
           <w:color w:val="003A70"/>
+          <w:sz w:val="22"/>
+          <w:szCs w:val="18"/>
+        </w:rPr>
+        <w:t xml:space="preserve">Step 1</w:t>
+      </w:r>
+      <w:r>
+        <w:rPr>
+          <w:rFonts w:ascii="Avenir Next" w:hAnsi="Avenir Next" w:cs="Avenir Next" w:eastAsia="Avenir Next"/>
+          <w:color w:val="1A1A1A"/>
           <w:sz w:val="18"/>
           <w:szCs w:val="18"/>
         </w:rPr>
-        <w:t xml:space="preserve">Step 1</w:t>
-      </w:r>
-      <w:r>
-        <w:rPr>
-          <w:rFonts w:ascii="Avenir Next" w:hAnsi="Avenir Next" w:cs="Avenir Next" w:eastAsia="Avenir Next"/>
-          <w:color w:val="1A1A1A"/>
-          <w:sz w:val="18"/>
-          <w:szCs w:val="18"/>
-        </w:rPr>
         <w:tab/>
       </w:r>
       <w:r>
         <w:rPr>
           <w:rFonts w:ascii="Avenir Next" w:hAnsi="Avenir Next" w:cs="Avenir Next" w:eastAsia="Avenir Next"/>
           <w:color w:val="1A1A1A"/>
-          <w:sz w:val="21"/>
+          <w:sz w:val="22"/>
           <w:szCs w:val="21"/>
         </w:rPr>
         <w:t xml:space="preserve">3 × 3 = </w:t>
@@ -1062,35 +1071,35 @@
           <w:rFonts w:ascii="Avenir Next" w:hAnsi="Avenir Next" w:cs="Avenir Next" w:eastAsia="Avenir Next"/>
           <w:b/>
           <w:color w:val="003A70"/>
+          <w:sz w:val="22"/>
+          <w:szCs w:val="18"/>
+        </w:rPr>
+        <w:t xml:space="preserve">Step 2</w:t>
+      </w:r>
+      <w:r>
+        <w:rPr>
+          <w:rFonts w:ascii="Avenir Next" w:hAnsi="Avenir Next" w:cs="Avenir Next" w:eastAsia="Avenir Next"/>
+          <w:color w:val="1A1A1A"/>
           <w:sz w:val="18"/>
           <w:szCs w:val="18"/>
         </w:rPr>
-        <w:t xml:space="preserve">Step 2</w:t>
-      </w:r>
-      <w:r>
-        <w:rPr>
-          <w:rFonts w:ascii="Avenir Next" w:hAnsi="Avenir Next" w:cs="Avenir Next" w:eastAsia="Avenir Next"/>
-          <w:color w:val="1A1A1A"/>
-          <w:sz w:val="18"/>
-          <w:szCs w:val="18"/>
-        </w:rPr>
         <w:tab/>
       </w:r>
       <w:r>
         <w:rPr>
           <w:rFonts w:ascii="Avenir Next" w:hAnsi="Avenir Next" w:cs="Avenir Next" w:eastAsia="Avenir Next"/>
           <w:color w:val="1A1A1A"/>
+          <w:sz w:val="22"/>
+          <w:szCs w:val="21"/>
+        </w:rPr>
+        <w:t xml:space="preserve">1 place + 1 place = </w:t>
+      </w:r>
+      <w:r>
+        <w:rPr>
+          <w:rFonts w:ascii="Avenir Next" w:hAnsi="Avenir Next" w:cs="Avenir Next" w:eastAsia="Avenir Next"/>
+          <w:color w:val="1A1A1A"/>
           <w:sz w:val="21"/>
           <w:szCs w:val="21"/>
-        </w:rPr>
-        <w:t xml:space="preserve">1 place + 1 place = </w:t>
-      </w:r>
-      <w:r>
-        <w:rPr>
-          <w:rFonts w:ascii="Avenir Next" w:hAnsi="Avenir Next" w:cs="Avenir Next" w:eastAsia="Avenir Next"/>
-          <w:color w:val="1A1A1A"/>
-          <w:sz w:val="21"/>
-          <w:szCs w:val="21"/>
           <w:u w:val="single"/>
         </w:rPr>
         <w:t xml:space="preserve">                </w:t>
@@ -1099,7 +1108,7 @@
         <w:rPr>
           <w:rFonts w:ascii="Avenir Next" w:hAnsi="Avenir Next" w:cs="Avenir Next" w:eastAsia="Avenir Next"/>
           <w:color w:val="1A1A1A"/>
-          <w:sz w:val="21"/>
+          <w:sz w:val="22"/>
           <w:szCs w:val="21"/>
         </w:rPr>
         <w:t xml:space="preserve"> places</w:t>
@@ -1119,35 +1128,35 @@
           <w:rFonts w:ascii="Avenir Next" w:hAnsi="Avenir Next" w:cs="Avenir Next" w:eastAsia="Avenir Next"/>
           <w:b/>
           <w:color w:val="003A70"/>
+          <w:sz w:val="22"/>
+          <w:szCs w:val="18"/>
+        </w:rPr>
+        <w:t xml:space="preserve">Step 3</w:t>
+      </w:r>
+      <w:r>
+        <w:rPr>
+          <w:rFonts w:ascii="Avenir Next" w:hAnsi="Avenir Next" w:cs="Avenir Next" w:eastAsia="Avenir Next"/>
+          <w:color w:val="1A1A1A"/>
           <w:sz w:val="18"/>
           <w:szCs w:val="18"/>
         </w:rPr>
-        <w:t xml:space="preserve">Step 3</w:t>
-      </w:r>
-      <w:r>
-        <w:rPr>
-          <w:rFonts w:ascii="Avenir Next" w:hAnsi="Avenir Next" w:cs="Avenir Next" w:eastAsia="Avenir Next"/>
-          <w:color w:val="1A1A1A"/>
-          <w:sz w:val="18"/>
-          <w:szCs w:val="18"/>
-        </w:rPr>
         <w:tab/>
       </w:r>
       <w:r>
         <w:rPr>
           <w:rFonts w:ascii="Avenir Next" w:hAnsi="Avenir Next" w:cs="Avenir Next" w:eastAsia="Avenir Next"/>
           <w:color w:val="1A1A1A"/>
+          <w:sz w:val="22"/>
+          <w:szCs w:val="21"/>
+        </w:rPr>
+        <w:t xml:space="preserve">0.3 × 0.3 = </w:t>
+      </w:r>
+      <w:r>
+        <w:rPr>
+          <w:rFonts w:ascii="Avenir Next" w:hAnsi="Avenir Next" w:cs="Avenir Next" w:eastAsia="Avenir Next"/>
+          <w:color w:val="1A1A1A"/>
           <w:sz w:val="21"/>
           <w:szCs w:val="21"/>
-        </w:rPr>
-        <w:t xml:space="preserve">0.3 × 0.3 = </w:t>
-      </w:r>
-      <w:r>
-        <w:rPr>
-          <w:rFonts w:ascii="Avenir Next" w:hAnsi="Avenir Next" w:cs="Avenir Next" w:eastAsia="Avenir Next"/>
-          <w:color w:val="1A1A1A"/>
-          <w:sz w:val="21"/>
-          <w:szCs w:val="21"/>
           <w:u w:val="single"/>
         </w:rPr>
         <w:t xml:space="preserve">                </w:t>
@@ -1160,6 +1169,7 @@
     </w:p>
     <w:p>
       <w:pPr>
+        <w:pStyle w:val="Heading2"/>
         <w:keepNext/>
         <w:pBdr>
           <w:bottom w:val="single" w:sz="8" w:space="3" w:color="003A70"/>
@@ -1175,7 +1185,7 @@
           <w:b/>
           <w:color w:val="003A70"/>
           <w:spacing w:val="14"/>
-          <w:sz w:val="19"/>
+          <w:sz w:val="22"/>
           <w:szCs w:val="19"/>
         </w:rPr>
         <w:t xml:space="preserve">YOUR TURN</w:t>
@@ -1194,7 +1204,7 @@
           <w:rFonts w:ascii="Avenir Next" w:hAnsi="Avenir Next" w:cs="Avenir Next" w:eastAsia="Avenir Next"/>
           <w:i/>
           <w:color w:val="5A5F66"/>
-          <w:sz w:val="17"/>
+          <w:sz w:val="22"/>
           <w:szCs w:val="17"/>
         </w:rPr>
         <w:t xml:space="preserve">use the steps on your own</w:t>
@@ -1705,7 +1715,7 @@
       <w:pPr>
         <w:pageBreakBefore/>
         <w:keepNext/>
-        <w:spacing w:before="0" w:after="12" w:line="264" w:lineRule="auto"/>
+        <w:spacing w:before="0" w:after="10" w:line="252" w:lineRule="auto"/>
       </w:pPr>
       <w:r>
         <w:rPr>
@@ -1714,7 +1724,7 @@
           <w:caps/>
           <w:color w:val="003A70"/>
           <w:spacing w:val="12"/>
-          <w:sz w:val="19"/>
+          <w:sz w:val="22"/>
           <w:szCs w:val="19"/>
         </w:rPr>
         <w:t xml:space="preserve">Lesson 6-3  ·  Session 2  ·  Prerequisite Practice B  ·  Skill 2 of 2</w:t>
@@ -1722,8 +1732,9 @@
     </w:p>
     <w:p>
       <w:pPr>
+        <w:pStyle w:val="Heading1"/>
         <w:keepNext/>
-        <w:spacing w:before="0" w:after="10" w:line="240" w:lineRule="auto"/>
+        <w:spacing w:before="0" w:after="8" w:line="240" w:lineRule="auto"/>
       </w:pPr>
       <w:r>
         <w:rPr>
@@ -1741,13 +1752,13 @@
         <w:pBdr>
           <w:bottom w:val="single" w:sz="4" w:space="5" w:color="C9CDD2"/>
         </w:pBdr>
-        <w:spacing w:before="0" w:after="60" w:line="264" w:lineRule="auto"/>
+        <w:spacing w:before="0" w:after="51" w:line="252" w:lineRule="auto"/>
       </w:pPr>
       <w:r>
         <w:rPr>
           <w:rFonts w:ascii="Avenir Next" w:hAnsi="Avenir Next" w:cs="Avenir Next" w:eastAsia="Avenir Next"/>
           <w:color w:val="5A5F66"/>
-          <w:sz w:val="17"/>
+          <w:sz w:val="22"/>
           <w:szCs w:val="17"/>
         </w:rPr>
         <w:t xml:space="preserve">Builds on Lesson 6-3 Session 1 · 6.EE.A.1</w:t>
@@ -1790,7 +1801,8 @@
           </w:tcPr>
           <w:p>
             <w:pPr>
-              <w:spacing w:before="0" w:after="0" w:line="252" w:lineRule="auto"/>
+              <w:pStyle w:val="Heading2"/>
+              <w:spacing w:before="0" w:after="0" w:line="246" w:lineRule="auto"/>
             </w:pPr>
             <w:r>
               <w:rPr>
@@ -1813,13 +1825,13 @@
           </w:tcPr>
           <w:p>
             <w:pPr>
-              <w:spacing w:before="0" w:after="0" w:line="264" w:lineRule="auto"/>
+              <w:spacing w:before="0" w:after="0" w:line="252" w:lineRule="auto"/>
             </w:pPr>
             <w:r>
               <w:rPr>
                 <w:rFonts w:ascii="Avenir Next" w:hAnsi="Avenir Next" w:cs="Avenir Next" w:eastAsia="Avenir Next"/>
                 <w:color w:val="1A1A1A"/>
-                <w:sz w:val="20"/>
+                <w:sz w:val="22"/>
                 <w:szCs w:val="20"/>
               </w:rPr>
               <w:t xml:space="preserve">To find the value of 2</w:t>
@@ -1828,7 +1840,7 @@
               <w:rPr>
                 <w:rFonts w:ascii="Avenir Next" w:hAnsi="Avenir Next" w:cs="Avenir Next" w:eastAsia="Avenir Next"/>
                 <w:color w:val="1A1A1A"/>
-                <w:sz w:val="20"/>
+                <w:sz w:val="22"/>
                 <w:szCs w:val="20"/>
                 <w:vertAlign w:val="superscript"/>
               </w:rPr>
@@ -1838,7 +1850,7 @@
               <w:rPr>
                 <w:rFonts w:ascii="Avenir Next" w:hAnsi="Avenir Next" w:cs="Avenir Next" w:eastAsia="Avenir Next"/>
                 <w:color w:val="1A1A1A"/>
-                <w:sz w:val="20"/>
+                <w:sz w:val="22"/>
                 <w:szCs w:val="20"/>
               </w:rPr>
               <w:t xml:space="preserve">, first write it as 2 × 2 × 2 × 2 × 2.</w:t>
@@ -1858,7 +1870,8 @@
           </w:tcPr>
           <w:p>
             <w:pPr>
-              <w:spacing w:before="0" w:after="0" w:line="252" w:lineRule="auto"/>
+              <w:pStyle w:val="Heading2"/>
+              <w:spacing w:before="0" w:after="0" w:line="246" w:lineRule="auto"/>
             </w:pPr>
             <w:r>
               <w:rPr>
@@ -1881,13 +1894,13 @@
           </w:tcPr>
           <w:p>
             <w:pPr>
-              <w:spacing w:before="0" w:after="0" w:line="264" w:lineRule="auto"/>
+              <w:spacing w:before="0" w:after="0" w:line="252" w:lineRule="auto"/>
             </w:pPr>
             <w:r>
               <w:rPr>
                 <w:rFonts w:ascii="Avenir Next" w:hAnsi="Avenir Next" w:cs="Avenir Next" w:eastAsia="Avenir Next"/>
                 <w:color w:val="1A1A1A"/>
-                <w:sz w:val="20"/>
+                <w:sz w:val="22"/>
                 <w:szCs w:val="20"/>
               </w:rPr>
               <w:t xml:space="preserve">Write a power as repeated factors, like 3</w:t>
@@ -1896,7 +1909,7 @@
               <w:rPr>
                 <w:rFonts w:ascii="Avenir Next" w:hAnsi="Avenir Next" w:cs="Avenir Next" w:eastAsia="Avenir Next"/>
                 <w:color w:val="1A1A1A"/>
-                <w:sz w:val="20"/>
+                <w:sz w:val="22"/>
                 <w:szCs w:val="20"/>
                 <w:vertAlign w:val="superscript"/>
               </w:rPr>
@@ -1906,7 +1919,7 @@
               <w:rPr>
                 <w:rFonts w:ascii="Avenir Next" w:hAnsi="Avenir Next" w:cs="Avenir Next" w:eastAsia="Avenir Next"/>
                 <w:color w:val="1A1A1A"/>
-                <w:sz w:val="20"/>
+                <w:sz w:val="22"/>
                 <w:szCs w:val="20"/>
               </w:rPr>
               <w:t xml:space="preserve"> = 3 × 3 × 3 × 3.  </w:t>
@@ -1916,7 +1929,7 @@
                 <w:rFonts w:ascii="Avenir Next" w:hAnsi="Avenir Next" w:cs="Avenir Next" w:eastAsia="Avenir Next"/>
                 <w:b/>
                 <w:color w:val="1A1A1A"/>
-                <w:sz w:val="20"/>
+                <w:sz w:val="22"/>
                 <w:szCs w:val="20"/>
               </w:rPr>
               <w:t xml:space="preserve">You will use it in Practice Form A, problems 4 and 6.</w:t>
@@ -1927,6 +1940,7 @@
     </w:tbl>
     <w:p>
       <w:pPr>
+        <w:pStyle w:val="Heading2"/>
         <w:keepNext/>
         <w:pBdr>
           <w:bottom w:val="single" w:sz="8" w:space="3" w:color="003A70"/>
@@ -1934,7 +1948,7 @@
         <w:tabs>
           <w:tab w:val="right" w:pos="9504"/>
         </w:tabs>
-        <w:spacing w:before="50" w:after="36" w:line="240" w:lineRule="auto"/>
+        <w:spacing w:before="42" w:after="31" w:line="240" w:lineRule="auto"/>
       </w:pPr>
       <w:r>
         <w:rPr>
@@ -1942,7 +1956,7 @@
           <w:b/>
           <w:color w:val="003A70"/>
           <w:spacing w:val="14"/>
-          <w:sz w:val="19"/>
+          <w:sz w:val="22"/>
           <w:szCs w:val="19"/>
         </w:rPr>
         <w:t xml:space="preserve">STEPS TO FOLLOW</w:t>
@@ -1961,7 +1975,7 @@
           <w:rFonts w:ascii="Avenir Next" w:hAnsi="Avenir Next" w:cs="Avenir Next" w:eastAsia="Avenir Next"/>
           <w:i/>
           <w:color w:val="5A5F66"/>
-          <w:sz w:val="17"/>
+          <w:sz w:val="22"/>
           <w:szCs w:val="17"/>
         </w:rPr>
         <w:t xml:space="preserve">use these same steps on every problem</w:t>
@@ -2003,6 +2017,7 @@
           </w:tcPr>
           <w:p>
             <w:pPr>
+              <w:pStyle w:val="Heading1"/>
               <w:spacing w:before="0" w:after="0" w:line="240" w:lineRule="auto"/>
               <w:jc w:val="center"/>
             </w:pPr>
@@ -2025,13 +2040,13 @@
           </w:tcPr>
           <w:p>
             <w:pPr>
-              <w:spacing w:before="0" w:after="0" w:line="264" w:lineRule="auto"/>
+              <w:spacing w:before="0" w:after="0" w:line="252" w:lineRule="auto"/>
             </w:pPr>
             <w:r>
               <w:rPr>
                 <w:rFonts w:ascii="Avenir Next" w:hAnsi="Avenir Next" w:cs="Avenir Next" w:eastAsia="Avenir Next"/>
                 <w:color w:val="1A1A1A"/>
-                <w:sz w:val="21"/>
+                <w:sz w:val="22"/>
                 <w:szCs w:val="21"/>
               </w:rPr>
               <w:t xml:space="preserve">The </w:t>
@@ -2041,7 +2056,7 @@
                 <w:rFonts w:ascii="Avenir Next" w:hAnsi="Avenir Next" w:cs="Avenir Next" w:eastAsia="Avenir Next"/>
                 <w:b/>
                 <w:color w:val="1A1A1A"/>
-                <w:sz w:val="21"/>
+                <w:sz w:val="22"/>
                 <w:szCs w:val="21"/>
               </w:rPr>
               <w:t xml:space="preserve">base</w:t>
@@ -2050,7 +2065,7 @@
               <w:rPr>
                 <w:rFonts w:ascii="Avenir Next" w:hAnsi="Avenir Next" w:cs="Avenir Next" w:eastAsia="Avenir Next"/>
                 <w:color w:val="1A1A1A"/>
-                <w:sz w:val="21"/>
+                <w:sz w:val="22"/>
                 <w:szCs w:val="21"/>
               </w:rPr>
               <w:t xml:space="preserve"> is the number that repeats.</w:t>
@@ -2069,6 +2084,7 @@
           </w:tcPr>
           <w:p>
             <w:pPr>
+              <w:pStyle w:val="Heading1"/>
               <w:spacing w:before="0" w:after="0" w:line="240" w:lineRule="auto"/>
               <w:jc w:val="center"/>
             </w:pPr>
@@ -2091,13 +2107,13 @@
           </w:tcPr>
           <w:p>
             <w:pPr>
-              <w:spacing w:before="0" w:after="0" w:line="264" w:lineRule="auto"/>
+              <w:spacing w:before="0" w:after="0" w:line="252" w:lineRule="auto"/>
             </w:pPr>
             <w:r>
               <w:rPr>
                 <w:rFonts w:ascii="Avenir Next" w:hAnsi="Avenir Next" w:cs="Avenir Next" w:eastAsia="Avenir Next"/>
                 <w:color w:val="1A1A1A"/>
-                <w:sz w:val="21"/>
+                <w:sz w:val="22"/>
                 <w:szCs w:val="21"/>
               </w:rPr>
               <w:t xml:space="preserve">The </w:t>
@@ -2107,7 +2123,7 @@
                 <w:rFonts w:ascii="Avenir Next" w:hAnsi="Avenir Next" w:cs="Avenir Next" w:eastAsia="Avenir Next"/>
                 <w:b/>
                 <w:color w:val="1A1A1A"/>
-                <w:sz w:val="21"/>
+                <w:sz w:val="22"/>
                 <w:szCs w:val="21"/>
               </w:rPr>
               <w:t xml:space="preserve">exponent</w:t>
@@ -2116,7 +2132,7 @@
               <w:rPr>
                 <w:rFonts w:ascii="Avenir Next" w:hAnsi="Avenir Next" w:cs="Avenir Next" w:eastAsia="Avenir Next"/>
                 <w:color w:val="1A1A1A"/>
-                <w:sz w:val="21"/>
+                <w:sz w:val="22"/>
                 <w:szCs w:val="21"/>
               </w:rPr>
               <w:t xml:space="preserve"> tells how many times.</w:t>
@@ -2135,6 +2151,7 @@
           </w:tcPr>
           <w:p>
             <w:pPr>
+              <w:pStyle w:val="Heading1"/>
               <w:spacing w:before="0" w:after="0" w:line="240" w:lineRule="auto"/>
               <w:jc w:val="center"/>
             </w:pPr>
@@ -2157,14 +2174,14 @@
           </w:tcPr>
           <w:p>
             <w:pPr>
-              <w:spacing w:before="0" w:after="0" w:line="264" w:lineRule="auto"/>
+              <w:spacing w:before="0" w:after="0" w:line="252" w:lineRule="auto"/>
             </w:pPr>
             <w:r>
               <w:rPr>
                 <w:rFonts w:ascii="Avenir Next" w:hAnsi="Avenir Next" w:cs="Avenir Next" w:eastAsia="Avenir Next"/>
                 <w:b/>
                 <w:color w:val="1A1A1A"/>
-                <w:sz w:val="21"/>
+                <w:sz w:val="22"/>
                 <w:szCs w:val="21"/>
               </w:rPr>
               <w:t xml:space="preserve">Write</w:t>
@@ -2173,7 +2190,7 @@
               <w:rPr>
                 <w:rFonts w:ascii="Avenir Next" w:hAnsi="Avenir Next" w:cs="Avenir Next" w:eastAsia="Avenir Next"/>
                 <w:color w:val="1A1A1A"/>
-                <w:sz w:val="21"/>
+                <w:sz w:val="22"/>
                 <w:szCs w:val="21"/>
               </w:rPr>
               <w:t xml:space="preserve"> the base that many times with × signs.</w:t>
@@ -2184,6 +2201,7 @@
     </w:tbl>
     <w:p>
       <w:pPr>
+        <w:pStyle w:val="Heading2"/>
         <w:keepNext/>
         <w:pBdr>
           <w:bottom w:val="single" w:sz="8" w:space="3" w:color="003A70"/>
@@ -2191,7 +2209,7 @@
         <w:tabs>
           <w:tab w:val="right" w:pos="9504"/>
         </w:tabs>
-        <w:spacing w:before="50" w:after="36" w:line="240" w:lineRule="auto"/>
+        <w:spacing w:before="42" w:after="31" w:line="240" w:lineRule="auto"/>
       </w:pPr>
       <w:r>
         <w:rPr>
@@ -2199,7 +2217,7 @@
           <w:b/>
           <w:color w:val="003A70"/>
           <w:spacing w:val="14"/>
-          <w:sz w:val="19"/>
+          <w:sz w:val="22"/>
           <w:szCs w:val="19"/>
         </w:rPr>
         <w:t xml:space="preserve">WATCH ME</w:t>
@@ -2218,7 +2236,7 @@
           <w:rFonts w:ascii="Avenir Next" w:hAnsi="Avenir Next" w:cs="Avenir Next" w:eastAsia="Avenir Next"/>
           <w:i/>
           <w:color w:val="5A5F66"/>
-          <w:sz w:val="17"/>
+          <w:sz w:val="22"/>
           <w:szCs w:val="17"/>
         </w:rPr>
         <w:t xml:space="preserve">the steps in action</w:t>
@@ -2226,14 +2244,14 @@
     </w:p>
     <w:p>
       <w:pPr>
-        <w:spacing w:before="0" w:after="40" w:line="264" w:lineRule="auto"/>
+        <w:spacing w:before="0" w:after="34" w:line="252" w:lineRule="auto"/>
       </w:pPr>
       <w:r>
         <w:rPr>
           <w:rFonts w:ascii="Avenir Next" w:hAnsi="Avenir Next" w:cs="Avenir Next" w:eastAsia="Avenir Next"/>
           <w:b/>
           <w:color w:val="1A1A1A"/>
-          <w:sz w:val="21"/>
+          <w:sz w:val="22"/>
           <w:szCs w:val="21"/>
         </w:rPr>
         <w:t xml:space="preserve">Write 3</w:t>
@@ -2243,7 +2261,7 @@
           <w:rFonts w:ascii="Avenir Next" w:hAnsi="Avenir Next" w:cs="Avenir Next" w:eastAsia="Avenir Next"/>
           <w:b/>
           <w:color w:val="1A1A1A"/>
-          <w:sz w:val="21"/>
+          <w:sz w:val="22"/>
           <w:szCs w:val="21"/>
           <w:vertAlign w:val="superscript"/>
         </w:rPr>
@@ -2254,7 +2272,7 @@
           <w:rFonts w:ascii="Avenir Next" w:hAnsi="Avenir Next" w:cs="Avenir Next" w:eastAsia="Avenir Next"/>
           <w:b/>
           <w:color w:val="1A1A1A"/>
-          <w:sz w:val="21"/>
+          <w:sz w:val="22"/>
           <w:szCs w:val="21"/>
         </w:rPr>
         <w:t xml:space="preserve"> as repeated factors.</w:t>
@@ -2265,7 +2283,7 @@
         <w:tabs>
           <w:tab w:val="left" w:pos="950"/>
         </w:tabs>
-        <w:spacing w:before="0" w:after="24" w:line="256" w:lineRule="auto"/>
+        <w:spacing w:before="0" w:after="20" w:line="248" w:lineRule="auto"/>
         <w:ind w:left="950" w:hanging="950"/>
       </w:pPr>
       <w:r>
@@ -2273,25 +2291,25 @@
           <w:rFonts w:ascii="Avenir Next" w:hAnsi="Avenir Next" w:cs="Avenir Next" w:eastAsia="Avenir Next"/>
           <w:b/>
           <w:color w:val="003A70"/>
+          <w:sz w:val="22"/>
+          <w:szCs w:val="19"/>
+        </w:rPr>
+        <w:t xml:space="preserve">Step 1</w:t>
+      </w:r>
+      <w:r>
+        <w:rPr>
+          <w:rFonts w:ascii="Avenir Next" w:hAnsi="Avenir Next" w:cs="Avenir Next" w:eastAsia="Avenir Next"/>
+          <w:color w:val="1A1A1A"/>
           <w:sz w:val="19"/>
           <w:szCs w:val="19"/>
         </w:rPr>
-        <w:t xml:space="preserve">Step 1</w:t>
-      </w:r>
-      <w:r>
-        <w:rPr>
-          <w:rFonts w:ascii="Avenir Next" w:hAnsi="Avenir Next" w:cs="Avenir Next" w:eastAsia="Avenir Next"/>
-          <w:color w:val="1A1A1A"/>
-          <w:sz w:val="19"/>
-          <w:szCs w:val="19"/>
-        </w:rPr>
         <w:tab/>
       </w:r>
       <w:r>
         <w:rPr>
           <w:rFonts w:ascii="Avenir Next" w:hAnsi="Avenir Next" w:cs="Avenir Next" w:eastAsia="Avenir Next"/>
           <w:color w:val="1A1A1A"/>
-          <w:sz w:val="21"/>
+          <w:sz w:val="22"/>
           <w:szCs w:val="21"/>
         </w:rPr>
         <w:t xml:space="preserve">The base is 3.</w:t>
@@ -2302,7 +2320,7 @@
         <w:tabs>
           <w:tab w:val="left" w:pos="950"/>
         </w:tabs>
-        <w:spacing w:before="0" w:after="24" w:line="256" w:lineRule="auto"/>
+        <w:spacing w:before="0" w:after="20" w:line="248" w:lineRule="auto"/>
         <w:ind w:left="950" w:hanging="950"/>
       </w:pPr>
       <w:r>
@@ -2310,25 +2328,25 @@
           <w:rFonts w:ascii="Avenir Next" w:hAnsi="Avenir Next" w:cs="Avenir Next" w:eastAsia="Avenir Next"/>
           <w:b/>
           <w:color w:val="003A70"/>
+          <w:sz w:val="22"/>
+          <w:szCs w:val="19"/>
+        </w:rPr>
+        <w:t xml:space="preserve">Step 2</w:t>
+      </w:r>
+      <w:r>
+        <w:rPr>
+          <w:rFonts w:ascii="Avenir Next" w:hAnsi="Avenir Next" w:cs="Avenir Next" w:eastAsia="Avenir Next"/>
+          <w:color w:val="1A1A1A"/>
           <w:sz w:val="19"/>
           <w:szCs w:val="19"/>
         </w:rPr>
-        <w:t xml:space="preserve">Step 2</w:t>
-      </w:r>
-      <w:r>
-        <w:rPr>
-          <w:rFonts w:ascii="Avenir Next" w:hAnsi="Avenir Next" w:cs="Avenir Next" w:eastAsia="Avenir Next"/>
-          <w:color w:val="1A1A1A"/>
-          <w:sz w:val="19"/>
-          <w:szCs w:val="19"/>
-        </w:rPr>
         <w:tab/>
       </w:r>
       <w:r>
         <w:rPr>
           <w:rFonts w:ascii="Avenir Next" w:hAnsi="Avenir Next" w:cs="Avenir Next" w:eastAsia="Avenir Next"/>
           <w:color w:val="1A1A1A"/>
-          <w:sz w:val="21"/>
+          <w:sz w:val="22"/>
           <w:szCs w:val="21"/>
         </w:rPr>
         <w:t xml:space="preserve">The exponent is 4.</w:t>
@@ -2339,7 +2357,7 @@
         <w:tabs>
           <w:tab w:val="left" w:pos="950"/>
         </w:tabs>
-        <w:spacing w:before="0" w:after="24" w:line="256" w:lineRule="auto"/>
+        <w:spacing w:before="0" w:after="20" w:line="248" w:lineRule="auto"/>
         <w:ind w:left="950" w:hanging="950"/>
       </w:pPr>
       <w:r>
@@ -2347,25 +2365,25 @@
           <w:rFonts w:ascii="Avenir Next" w:hAnsi="Avenir Next" w:cs="Avenir Next" w:eastAsia="Avenir Next"/>
           <w:b/>
           <w:color w:val="003A70"/>
+          <w:sz w:val="22"/>
+          <w:szCs w:val="19"/>
+        </w:rPr>
+        <w:t xml:space="preserve">Step 3</w:t>
+      </w:r>
+      <w:r>
+        <w:rPr>
+          <w:rFonts w:ascii="Avenir Next" w:hAnsi="Avenir Next" w:cs="Avenir Next" w:eastAsia="Avenir Next"/>
+          <w:color w:val="1A1A1A"/>
           <w:sz w:val="19"/>
           <w:szCs w:val="19"/>
         </w:rPr>
-        <w:t xml:space="preserve">Step 3</w:t>
-      </w:r>
-      <w:r>
-        <w:rPr>
-          <w:rFonts w:ascii="Avenir Next" w:hAnsi="Avenir Next" w:cs="Avenir Next" w:eastAsia="Avenir Next"/>
-          <w:color w:val="1A1A1A"/>
-          <w:sz w:val="19"/>
-          <w:szCs w:val="19"/>
-        </w:rPr>
         <w:tab/>
       </w:r>
       <w:r>
         <w:rPr>
           <w:rFonts w:ascii="Avenir Next" w:hAnsi="Avenir Next" w:cs="Avenir Next" w:eastAsia="Avenir Next"/>
           <w:color w:val="1A1A1A"/>
-          <w:sz w:val="21"/>
+          <w:sz w:val="22"/>
           <w:szCs w:val="21"/>
         </w:rPr>
         <w:t xml:space="preserve">3</w:t>
@@ -2374,7 +2392,7 @@
         <w:rPr>
           <w:rFonts w:ascii="Avenir Next" w:hAnsi="Avenir Next" w:cs="Avenir Next" w:eastAsia="Avenir Next"/>
           <w:color w:val="1A1A1A"/>
-          <w:sz w:val="21"/>
+          <w:sz w:val="22"/>
           <w:szCs w:val="21"/>
           <w:vertAlign w:val="superscript"/>
         </w:rPr>
@@ -2384,7 +2402,7 @@
         <w:rPr>
           <w:rFonts w:ascii="Avenir Next" w:hAnsi="Avenir Next" w:cs="Avenir Next" w:eastAsia="Avenir Next"/>
           <w:color w:val="1A1A1A"/>
-          <w:sz w:val="21"/>
+          <w:sz w:val="22"/>
           <w:szCs w:val="21"/>
         </w:rPr>
         <w:t xml:space="preserve"> = 3 × 3 × 3 × 3.</w:t>
@@ -2395,7 +2413,7 @@
         <w:tabs>
           <w:tab w:val="left" w:pos="950"/>
         </w:tabs>
-        <w:spacing w:before="20" w:after="0" w:line="256" w:lineRule="auto"/>
+        <w:spacing w:before="17" w:after="0" w:line="248" w:lineRule="auto"/>
         <w:ind w:left="950" w:hanging="950"/>
       </w:pPr>
       <w:r>
@@ -2403,18 +2421,18 @@
           <w:rFonts w:ascii="Avenir Next" w:hAnsi="Avenir Next" w:cs="Avenir Next" w:eastAsia="Avenir Next"/>
           <w:b/>
           <w:color w:val="1A1A1A"/>
+          <w:sz w:val="22"/>
+          <w:szCs w:val="21"/>
+        </w:rPr>
+        <w:t xml:space="preserve">Answer</w:t>
+      </w:r>
+      <w:r>
+        <w:rPr>
+          <w:rFonts w:ascii="Avenir Next" w:hAnsi="Avenir Next" w:cs="Avenir Next" w:eastAsia="Avenir Next"/>
+          <w:color w:val="1A1A1A"/>
           <w:sz w:val="21"/>
           <w:szCs w:val="21"/>
         </w:rPr>
-        <w:t xml:space="preserve">Answer</w:t>
-      </w:r>
-      <w:r>
-        <w:rPr>
-          <w:rFonts w:ascii="Avenir Next" w:hAnsi="Avenir Next" w:cs="Avenir Next" w:eastAsia="Avenir Next"/>
-          <w:color w:val="1A1A1A"/>
-          <w:sz w:val="21"/>
-          <w:szCs w:val="21"/>
-        </w:rPr>
         <w:tab/>
       </w:r>
       <w:r>
@@ -2422,7 +2440,7 @@
           <w:rFonts w:ascii="Avenir Next" w:hAnsi="Avenir Next" w:cs="Avenir Next" w:eastAsia="Avenir Next"/>
           <w:b/>
           <w:color w:val="1A1A1A"/>
-          <w:sz w:val="21"/>
+          <w:sz w:val="22"/>
           <w:szCs w:val="21"/>
         </w:rPr>
         <w:t xml:space="preserve">3 × 3 × 3 × 3</w:t>
@@ -2430,6 +2448,7 @@
     </w:p>
     <w:p>
       <w:pPr>
+        <w:pStyle w:val="Heading2"/>
         <w:keepNext/>
         <w:pBdr>
           <w:bottom w:val="single" w:sz="8" w:space="3" w:color="003A70"/>
@@ -2437,7 +2456,7 @@
         <w:tabs>
           <w:tab w:val="right" w:pos="9504"/>
         </w:tabs>
-        <w:spacing w:before="50" w:after="36" w:line="240" w:lineRule="auto"/>
+        <w:spacing w:before="42" w:after="31" w:line="240" w:lineRule="auto"/>
       </w:pPr>
       <w:r>
         <w:rPr>
@@ -2445,7 +2464,7 @@
           <w:b/>
           <w:color w:val="003A70"/>
           <w:spacing w:val="14"/>
-          <w:sz w:val="19"/>
+          <w:sz w:val="22"/>
           <w:szCs w:val="19"/>
         </w:rPr>
         <w:t xml:space="preserve">TRY IT WITH HELP</w:t>
@@ -2464,7 +2483,7 @@
           <w:rFonts w:ascii="Avenir Next" w:hAnsi="Avenir Next" w:cs="Avenir Next" w:eastAsia="Avenir Next"/>
           <w:i/>
           <w:color w:val="5A5F66"/>
-          <w:sz w:val="17"/>
+          <w:sz w:val="22"/>
           <w:szCs w:val="17"/>
         </w:rPr>
         <w:t xml:space="preserve">fill in each step</w:t>
@@ -2476,7 +2495,7 @@
         <w:tabs>
           <w:tab w:val="left" w:pos="432"/>
         </w:tabs>
-        <w:spacing w:before="90" w:after="40" w:line="268" w:lineRule="auto"/>
+        <w:spacing w:before="76" w:after="34" w:line="254" w:lineRule="auto"/>
         <w:ind w:left="432" w:hanging="432"/>
       </w:pPr>
       <w:r>
@@ -2533,7 +2552,7 @@
         <w:tabs>
           <w:tab w:val="left" w:pos="1300"/>
         </w:tabs>
-        <w:spacing w:before="0" w:after="24" w:line="272" w:lineRule="auto"/>
+        <w:spacing w:before="0" w:after="20" w:line="256" w:lineRule="auto"/>
         <w:ind w:left="1300" w:hanging="868"/>
       </w:pPr>
       <w:r>
@@ -2541,35 +2560,35 @@
           <w:rFonts w:ascii="Avenir Next" w:hAnsi="Avenir Next" w:cs="Avenir Next" w:eastAsia="Avenir Next"/>
           <w:b/>
           <w:color w:val="003A70"/>
+          <w:sz w:val="22"/>
+          <w:szCs w:val="18"/>
+        </w:rPr>
+        <w:t xml:space="preserve">Step 1</w:t>
+      </w:r>
+      <w:r>
+        <w:rPr>
+          <w:rFonts w:ascii="Avenir Next" w:hAnsi="Avenir Next" w:cs="Avenir Next" w:eastAsia="Avenir Next"/>
+          <w:color w:val="1A1A1A"/>
           <w:sz w:val="18"/>
           <w:szCs w:val="18"/>
         </w:rPr>
-        <w:t xml:space="preserve">Step 1</w:t>
-      </w:r>
-      <w:r>
-        <w:rPr>
-          <w:rFonts w:ascii="Avenir Next" w:hAnsi="Avenir Next" w:cs="Avenir Next" w:eastAsia="Avenir Next"/>
-          <w:color w:val="1A1A1A"/>
-          <w:sz w:val="18"/>
-          <w:szCs w:val="18"/>
-        </w:rPr>
         <w:tab/>
       </w:r>
       <w:r>
         <w:rPr>
           <w:rFonts w:ascii="Avenir Next" w:hAnsi="Avenir Next" w:cs="Avenir Next" w:eastAsia="Avenir Next"/>
           <w:color w:val="1A1A1A"/>
+          <w:sz w:val="22"/>
+          <w:szCs w:val="21"/>
+        </w:rPr>
+        <w:t xml:space="preserve">The base is </w:t>
+      </w:r>
+      <w:r>
+        <w:rPr>
+          <w:rFonts w:ascii="Avenir Next" w:hAnsi="Avenir Next" w:cs="Avenir Next" w:eastAsia="Avenir Next"/>
+          <w:color w:val="1A1A1A"/>
           <w:sz w:val="21"/>
           <w:szCs w:val="21"/>
-        </w:rPr>
-        <w:t xml:space="preserve">The base is </w:t>
-      </w:r>
-      <w:r>
-        <w:rPr>
-          <w:rFonts w:ascii="Avenir Next" w:hAnsi="Avenir Next" w:cs="Avenir Next" w:eastAsia="Avenir Next"/>
-          <w:color w:val="1A1A1A"/>
-          <w:sz w:val="21"/>
-          <w:szCs w:val="21"/>
           <w:u w:val="single"/>
         </w:rPr>
         <w:t xml:space="preserve">                </w:t>
@@ -2578,7 +2597,7 @@
         <w:rPr>
           <w:rFonts w:ascii="Avenir Next" w:hAnsi="Avenir Next" w:cs="Avenir Next" w:eastAsia="Avenir Next"/>
           <w:color w:val="1A1A1A"/>
-          <w:sz w:val="21"/>
+          <w:sz w:val="22"/>
           <w:szCs w:val="21"/>
         </w:rPr>
         <w:t xml:space="preserve">.</w:t>
@@ -2590,7 +2609,7 @@
         <w:tabs>
           <w:tab w:val="left" w:pos="1300"/>
         </w:tabs>
-        <w:spacing w:before="0" w:after="24" w:line="272" w:lineRule="auto"/>
+        <w:spacing w:before="0" w:after="20" w:line="256" w:lineRule="auto"/>
         <w:ind w:left="1300" w:hanging="868"/>
       </w:pPr>
       <w:r>
@@ -2598,35 +2617,35 @@
           <w:rFonts w:ascii="Avenir Next" w:hAnsi="Avenir Next" w:cs="Avenir Next" w:eastAsia="Avenir Next"/>
           <w:b/>
           <w:color w:val="003A70"/>
+          <w:sz w:val="22"/>
+          <w:szCs w:val="18"/>
+        </w:rPr>
+        <w:t xml:space="preserve">Step 2</w:t>
+      </w:r>
+      <w:r>
+        <w:rPr>
+          <w:rFonts w:ascii="Avenir Next" w:hAnsi="Avenir Next" w:cs="Avenir Next" w:eastAsia="Avenir Next"/>
+          <w:color w:val="1A1A1A"/>
           <w:sz w:val="18"/>
           <w:szCs w:val="18"/>
         </w:rPr>
-        <w:t xml:space="preserve">Step 2</w:t>
-      </w:r>
-      <w:r>
-        <w:rPr>
-          <w:rFonts w:ascii="Avenir Next" w:hAnsi="Avenir Next" w:cs="Avenir Next" w:eastAsia="Avenir Next"/>
-          <w:color w:val="1A1A1A"/>
-          <w:sz w:val="18"/>
-          <w:szCs w:val="18"/>
-        </w:rPr>
         <w:tab/>
       </w:r>
       <w:r>
         <w:rPr>
           <w:rFonts w:ascii="Avenir Next" w:hAnsi="Avenir Next" w:cs="Avenir Next" w:eastAsia="Avenir Next"/>
           <w:color w:val="1A1A1A"/>
+          <w:sz w:val="22"/>
+          <w:szCs w:val="21"/>
+        </w:rPr>
+        <w:t xml:space="preserve">The exponent is </w:t>
+      </w:r>
+      <w:r>
+        <w:rPr>
+          <w:rFonts w:ascii="Avenir Next" w:hAnsi="Avenir Next" w:cs="Avenir Next" w:eastAsia="Avenir Next"/>
+          <w:color w:val="1A1A1A"/>
           <w:sz w:val="21"/>
           <w:szCs w:val="21"/>
-        </w:rPr>
-        <w:t xml:space="preserve">The exponent is </w:t>
-      </w:r>
-      <w:r>
-        <w:rPr>
-          <w:rFonts w:ascii="Avenir Next" w:hAnsi="Avenir Next" w:cs="Avenir Next" w:eastAsia="Avenir Next"/>
-          <w:color w:val="1A1A1A"/>
-          <w:sz w:val="21"/>
-          <w:szCs w:val="21"/>
           <w:u w:val="single"/>
         </w:rPr>
         <w:t xml:space="preserve">                </w:t>
@@ -2635,7 +2654,7 @@
         <w:rPr>
           <w:rFonts w:ascii="Avenir Next" w:hAnsi="Avenir Next" w:cs="Avenir Next" w:eastAsia="Avenir Next"/>
           <w:color w:val="1A1A1A"/>
-          <w:sz w:val="21"/>
+          <w:sz w:val="22"/>
           <w:szCs w:val="21"/>
         </w:rPr>
         <w:t xml:space="preserve">.</w:t>
@@ -2647,7 +2666,7 @@
         <w:tabs>
           <w:tab w:val="left" w:pos="1300"/>
         </w:tabs>
-        <w:spacing w:before="0" w:after="24" w:line="272" w:lineRule="auto"/>
+        <w:spacing w:before="0" w:after="20" w:line="256" w:lineRule="auto"/>
         <w:ind w:left="1300" w:hanging="868"/>
       </w:pPr>
       <w:r>
@@ -2655,25 +2674,25 @@
           <w:rFonts w:ascii="Avenir Next" w:hAnsi="Avenir Next" w:cs="Avenir Next" w:eastAsia="Avenir Next"/>
           <w:b/>
           <w:color w:val="003A70"/>
+          <w:sz w:val="22"/>
+          <w:szCs w:val="18"/>
+        </w:rPr>
+        <w:t xml:space="preserve">Step 3</w:t>
+      </w:r>
+      <w:r>
+        <w:rPr>
+          <w:rFonts w:ascii="Avenir Next" w:hAnsi="Avenir Next" w:cs="Avenir Next" w:eastAsia="Avenir Next"/>
+          <w:color w:val="1A1A1A"/>
           <w:sz w:val="18"/>
           <w:szCs w:val="18"/>
         </w:rPr>
-        <w:t xml:space="preserve">Step 3</w:t>
-      </w:r>
-      <w:r>
-        <w:rPr>
-          <w:rFonts w:ascii="Avenir Next" w:hAnsi="Avenir Next" w:cs="Avenir Next" w:eastAsia="Avenir Next"/>
-          <w:color w:val="1A1A1A"/>
-          <w:sz w:val="18"/>
-          <w:szCs w:val="18"/>
-        </w:rPr>
         <w:tab/>
       </w:r>
       <w:r>
         <w:rPr>
           <w:rFonts w:ascii="Avenir Next" w:hAnsi="Avenir Next" w:cs="Avenir Next" w:eastAsia="Avenir Next"/>
           <w:color w:val="1A1A1A"/>
-          <w:sz w:val="21"/>
+          <w:sz w:val="22"/>
           <w:szCs w:val="21"/>
         </w:rPr>
         <w:t xml:space="preserve">2</w:t>
@@ -2682,7 +2701,7 @@
         <w:rPr>
           <w:rFonts w:ascii="Avenir Next" w:hAnsi="Avenir Next" w:cs="Avenir Next" w:eastAsia="Avenir Next"/>
           <w:color w:val="1A1A1A"/>
-          <w:sz w:val="21"/>
+          <w:sz w:val="22"/>
           <w:szCs w:val="21"/>
           <w:vertAlign w:val="superscript"/>
         </w:rPr>
@@ -2692,7 +2711,7 @@
         <w:rPr>
           <w:rFonts w:ascii="Avenir Next" w:hAnsi="Avenir Next" w:cs="Avenir Next" w:eastAsia="Avenir Next"/>
           <w:color w:val="1A1A1A"/>
-          <w:sz w:val="21"/>
+          <w:sz w:val="22"/>
           <w:szCs w:val="21"/>
         </w:rPr>
         <w:t xml:space="preserve"> = </w:t>
@@ -2719,7 +2738,7 @@
         <w:tabs>
           <w:tab w:val="left" w:pos="432"/>
         </w:tabs>
-        <w:spacing w:before="90" w:after="40" w:line="268" w:lineRule="auto"/>
+        <w:spacing w:before="76" w:after="34" w:line="254" w:lineRule="auto"/>
         <w:ind w:left="432" w:hanging="432"/>
       </w:pPr>
       <w:r>
@@ -2776,7 +2795,7 @@
         <w:tabs>
           <w:tab w:val="left" w:pos="1300"/>
         </w:tabs>
-        <w:spacing w:before="0" w:after="24" w:line="272" w:lineRule="auto"/>
+        <w:spacing w:before="0" w:after="20" w:line="256" w:lineRule="auto"/>
         <w:ind w:left="1300" w:hanging="868"/>
       </w:pPr>
       <w:r>
@@ -2784,35 +2803,35 @@
           <w:rFonts w:ascii="Avenir Next" w:hAnsi="Avenir Next" w:cs="Avenir Next" w:eastAsia="Avenir Next"/>
           <w:b/>
           <w:color w:val="003A70"/>
+          <w:sz w:val="22"/>
+          <w:szCs w:val="18"/>
+        </w:rPr>
+        <w:t xml:space="preserve">Step 1</w:t>
+      </w:r>
+      <w:r>
+        <w:rPr>
+          <w:rFonts w:ascii="Avenir Next" w:hAnsi="Avenir Next" w:cs="Avenir Next" w:eastAsia="Avenir Next"/>
+          <w:color w:val="1A1A1A"/>
           <w:sz w:val="18"/>
           <w:szCs w:val="18"/>
         </w:rPr>
-        <w:t xml:space="preserve">Step 1</w:t>
-      </w:r>
-      <w:r>
-        <w:rPr>
-          <w:rFonts w:ascii="Avenir Next" w:hAnsi="Avenir Next" w:cs="Avenir Next" w:eastAsia="Avenir Next"/>
-          <w:color w:val="1A1A1A"/>
-          <w:sz w:val="18"/>
-          <w:szCs w:val="18"/>
-        </w:rPr>
         <w:tab/>
       </w:r>
       <w:r>
         <w:rPr>
           <w:rFonts w:ascii="Avenir Next" w:hAnsi="Avenir Next" w:cs="Avenir Next" w:eastAsia="Avenir Next"/>
           <w:color w:val="1A1A1A"/>
+          <w:sz w:val="22"/>
+          <w:szCs w:val="21"/>
+        </w:rPr>
+        <w:t xml:space="preserve">The base is </w:t>
+      </w:r>
+      <w:r>
+        <w:rPr>
+          <w:rFonts w:ascii="Avenir Next" w:hAnsi="Avenir Next" w:cs="Avenir Next" w:eastAsia="Avenir Next"/>
+          <w:color w:val="1A1A1A"/>
           <w:sz w:val="21"/>
           <w:szCs w:val="21"/>
-        </w:rPr>
-        <w:t xml:space="preserve">The base is </w:t>
-      </w:r>
-      <w:r>
-        <w:rPr>
-          <w:rFonts w:ascii="Avenir Next" w:hAnsi="Avenir Next" w:cs="Avenir Next" w:eastAsia="Avenir Next"/>
-          <w:color w:val="1A1A1A"/>
-          <w:sz w:val="21"/>
-          <w:szCs w:val="21"/>
           <w:u w:val="single"/>
         </w:rPr>
         <w:t xml:space="preserve">                </w:t>
@@ -2821,7 +2840,7 @@
         <w:rPr>
           <w:rFonts w:ascii="Avenir Next" w:hAnsi="Avenir Next" w:cs="Avenir Next" w:eastAsia="Avenir Next"/>
           <w:color w:val="1A1A1A"/>
-          <w:sz w:val="21"/>
+          <w:sz w:val="22"/>
           <w:szCs w:val="21"/>
         </w:rPr>
         <w:t xml:space="preserve">.</w:t>
@@ -2833,7 +2852,7 @@
         <w:tabs>
           <w:tab w:val="left" w:pos="1300"/>
         </w:tabs>
-        <w:spacing w:before="0" w:after="24" w:line="272" w:lineRule="auto"/>
+        <w:spacing w:before="0" w:after="20" w:line="256" w:lineRule="auto"/>
         <w:ind w:left="1300" w:hanging="868"/>
       </w:pPr>
       <w:r>
@@ -2841,35 +2860,35 @@
           <w:rFonts w:ascii="Avenir Next" w:hAnsi="Avenir Next" w:cs="Avenir Next" w:eastAsia="Avenir Next"/>
           <w:b/>
           <w:color w:val="003A70"/>
+          <w:sz w:val="22"/>
+          <w:szCs w:val="18"/>
+        </w:rPr>
+        <w:t xml:space="preserve">Step 2</w:t>
+      </w:r>
+      <w:r>
+        <w:rPr>
+          <w:rFonts w:ascii="Avenir Next" w:hAnsi="Avenir Next" w:cs="Avenir Next" w:eastAsia="Avenir Next"/>
+          <w:color w:val="1A1A1A"/>
           <w:sz w:val="18"/>
           <w:szCs w:val="18"/>
         </w:rPr>
-        <w:t xml:space="preserve">Step 2</w:t>
-      </w:r>
-      <w:r>
-        <w:rPr>
-          <w:rFonts w:ascii="Avenir Next" w:hAnsi="Avenir Next" w:cs="Avenir Next" w:eastAsia="Avenir Next"/>
-          <w:color w:val="1A1A1A"/>
-          <w:sz w:val="18"/>
-          <w:szCs w:val="18"/>
-        </w:rPr>
         <w:tab/>
       </w:r>
       <w:r>
         <w:rPr>
           <w:rFonts w:ascii="Avenir Next" w:hAnsi="Avenir Next" w:cs="Avenir Next" w:eastAsia="Avenir Next"/>
           <w:color w:val="1A1A1A"/>
+          <w:sz w:val="22"/>
+          <w:szCs w:val="21"/>
+        </w:rPr>
+        <w:t xml:space="preserve">The exponent is </w:t>
+      </w:r>
+      <w:r>
+        <w:rPr>
+          <w:rFonts w:ascii="Avenir Next" w:hAnsi="Avenir Next" w:cs="Avenir Next" w:eastAsia="Avenir Next"/>
+          <w:color w:val="1A1A1A"/>
           <w:sz w:val="21"/>
           <w:szCs w:val="21"/>
-        </w:rPr>
-        <w:t xml:space="preserve">The exponent is </w:t>
-      </w:r>
-      <w:r>
-        <w:rPr>
-          <w:rFonts w:ascii="Avenir Next" w:hAnsi="Avenir Next" w:cs="Avenir Next" w:eastAsia="Avenir Next"/>
-          <w:color w:val="1A1A1A"/>
-          <w:sz w:val="21"/>
-          <w:szCs w:val="21"/>
           <w:u w:val="single"/>
         </w:rPr>
         <w:t xml:space="preserve">                </w:t>
@@ -2878,7 +2897,7 @@
         <w:rPr>
           <w:rFonts w:ascii="Avenir Next" w:hAnsi="Avenir Next" w:cs="Avenir Next" w:eastAsia="Avenir Next"/>
           <w:color w:val="1A1A1A"/>
-          <w:sz w:val="21"/>
+          <w:sz w:val="22"/>
           <w:szCs w:val="21"/>
         </w:rPr>
         <w:t xml:space="preserve">.</w:t>
@@ -2890,7 +2909,7 @@
         <w:tabs>
           <w:tab w:val="left" w:pos="1300"/>
         </w:tabs>
-        <w:spacing w:before="0" w:after="24" w:line="272" w:lineRule="auto"/>
+        <w:spacing w:before="0" w:after="20" w:line="256" w:lineRule="auto"/>
         <w:ind w:left="1300" w:hanging="868"/>
       </w:pPr>
       <w:r>
@@ -2898,54 +2917,54 @@
           <w:rFonts w:ascii="Avenir Next" w:hAnsi="Avenir Next" w:cs="Avenir Next" w:eastAsia="Avenir Next"/>
           <w:b/>
           <w:color w:val="003A70"/>
+          <w:sz w:val="22"/>
+          <w:szCs w:val="18"/>
+        </w:rPr>
+        <w:t xml:space="preserve">Step 3</w:t>
+      </w:r>
+      <w:r>
+        <w:rPr>
+          <w:rFonts w:ascii="Avenir Next" w:hAnsi="Avenir Next" w:cs="Avenir Next" w:eastAsia="Avenir Next"/>
+          <w:color w:val="1A1A1A"/>
           <w:sz w:val="18"/>
           <w:szCs w:val="18"/>
         </w:rPr>
-        <w:t xml:space="preserve">Step 3</w:t>
-      </w:r>
-      <w:r>
-        <w:rPr>
-          <w:rFonts w:ascii="Avenir Next" w:hAnsi="Avenir Next" w:cs="Avenir Next" w:eastAsia="Avenir Next"/>
-          <w:color w:val="1A1A1A"/>
-          <w:sz w:val="18"/>
-          <w:szCs w:val="18"/>
-        </w:rPr>
         <w:tab/>
       </w:r>
       <w:r>
         <w:rPr>
           <w:rFonts w:ascii="Avenir Next" w:hAnsi="Avenir Next" w:cs="Avenir Next" w:eastAsia="Avenir Next"/>
           <w:color w:val="1A1A1A"/>
+          <w:sz w:val="22"/>
+          <w:szCs w:val="21"/>
+        </w:rPr>
+        <w:t xml:space="preserve">7</w:t>
+      </w:r>
+      <w:r>
+        <w:rPr>
+          <w:rFonts w:ascii="Avenir Next" w:hAnsi="Avenir Next" w:cs="Avenir Next" w:eastAsia="Avenir Next"/>
+          <w:color w:val="1A1A1A"/>
+          <w:sz w:val="22"/>
+          <w:szCs w:val="21"/>
+          <w:vertAlign w:val="superscript"/>
+        </w:rPr>
+        <w:t xml:space="preserve">2</w:t>
+      </w:r>
+      <w:r>
+        <w:rPr>
+          <w:rFonts w:ascii="Avenir Next" w:hAnsi="Avenir Next" w:cs="Avenir Next" w:eastAsia="Avenir Next"/>
+          <w:color w:val="1A1A1A"/>
+          <w:sz w:val="22"/>
+          <w:szCs w:val="21"/>
+        </w:rPr>
+        <w:t xml:space="preserve"> = </w:t>
+      </w:r>
+      <w:r>
+        <w:rPr>
+          <w:rFonts w:ascii="Avenir Next" w:hAnsi="Avenir Next" w:cs="Avenir Next" w:eastAsia="Avenir Next"/>
+          <w:color w:val="1A1A1A"/>
           <w:sz w:val="21"/>
           <w:szCs w:val="21"/>
-        </w:rPr>
-        <w:t xml:space="preserve">7</w:t>
-      </w:r>
-      <w:r>
-        <w:rPr>
-          <w:rFonts w:ascii="Avenir Next" w:hAnsi="Avenir Next" w:cs="Avenir Next" w:eastAsia="Avenir Next"/>
-          <w:color w:val="1A1A1A"/>
-          <w:sz w:val="21"/>
-          <w:szCs w:val="21"/>
-          <w:vertAlign w:val="superscript"/>
-        </w:rPr>
-        <w:t xml:space="preserve">2</w:t>
-      </w:r>
-      <w:r>
-        <w:rPr>
-          <w:rFonts w:ascii="Avenir Next" w:hAnsi="Avenir Next" w:cs="Avenir Next" w:eastAsia="Avenir Next"/>
-          <w:color w:val="1A1A1A"/>
-          <w:sz w:val="21"/>
-          <w:szCs w:val="21"/>
-        </w:rPr>
-        <w:t xml:space="preserve"> = </w:t>
-      </w:r>
-      <w:r>
-        <w:rPr>
-          <w:rFonts w:ascii="Avenir Next" w:hAnsi="Avenir Next" w:cs="Avenir Next" w:eastAsia="Avenir Next"/>
-          <w:color w:val="1A1A1A"/>
-          <w:sz w:val="21"/>
-          <w:szCs w:val="21"/>
           <w:u w:val="single"/>
         </w:rPr>
         <w:t xml:space="preserve">                </w:t>
@@ -2958,6 +2977,7 @@
     </w:p>
     <w:p>
       <w:pPr>
+        <w:pStyle w:val="Heading2"/>
         <w:keepNext/>
         <w:pBdr>
           <w:bottom w:val="single" w:sz="8" w:space="3" w:color="003A70"/>
@@ -2965,7 +2985,7 @@
         <w:tabs>
           <w:tab w:val="right" w:pos="9504"/>
         </w:tabs>
-        <w:spacing w:before="50" w:after="36" w:line="240" w:lineRule="auto"/>
+        <w:spacing w:before="42" w:after="31" w:line="240" w:lineRule="auto"/>
       </w:pPr>
       <w:r>
         <w:rPr>
@@ -2973,7 +2993,7 @@
           <w:b/>
           <w:color w:val="003A70"/>
           <w:spacing w:val="14"/>
-          <w:sz w:val="19"/>
+          <w:sz w:val="22"/>
           <w:szCs w:val="19"/>
         </w:rPr>
         <w:t xml:space="preserve">YOUR TURN</w:t>
@@ -2992,7 +3012,7 @@
           <w:rFonts w:ascii="Avenir Next" w:hAnsi="Avenir Next" w:cs="Avenir Next" w:eastAsia="Avenir Next"/>
           <w:i/>
           <w:color w:val="5A5F66"/>
-          <w:sz w:val="17"/>
+          <w:sz w:val="22"/>
           <w:szCs w:val="17"/>
         </w:rPr>
         <w:t xml:space="preserve">use the steps on your own</w:t>
@@ -3042,7 +3062,7 @@
               <w:tabs>
                 <w:tab w:val="left" w:pos="432"/>
               </w:tabs>
-              <w:spacing w:before="90" w:after="40" w:line="268" w:lineRule="auto"/>
+              <w:spacing w:before="76" w:after="34" w:line="254" w:lineRule="auto"/>
               <w:ind w:left="432" w:hanging="432"/>
             </w:pPr>
             <w:r>
@@ -3115,7 +3135,7 @@
                     <w:tabs>
                       <w:tab w:val="left" w:pos="340"/>
                     </w:tabs>
-                    <w:spacing w:before="0" w:after="0" w:line="276" w:lineRule="auto"/>
+                    <w:spacing w:before="0" w:after="0" w:line="258" w:lineRule="auto"/>
                     <w:ind w:left="340" w:hanging="340"/>
                   </w:pPr>
                   <w:r>
@@ -3196,7 +3216,7 @@
                     <w:tabs>
                       <w:tab w:val="left" w:pos="340"/>
                     </w:tabs>
-                    <w:spacing w:before="0" w:after="0" w:line="276" w:lineRule="auto"/>
+                    <w:spacing w:before="0" w:after="0" w:line="258" w:lineRule="auto"/>
                     <w:ind w:left="340" w:hanging="340"/>
                   </w:pPr>
                   <w:r>
@@ -3283,7 +3303,7 @@
                     <w:tabs>
                       <w:tab w:val="left" w:pos="340"/>
                     </w:tabs>
-                    <w:spacing w:before="0" w:after="0" w:line="276" w:lineRule="auto"/>
+                    <w:spacing w:before="0" w:after="0" w:line="258" w:lineRule="auto"/>
                     <w:ind w:left="340" w:hanging="340"/>
                   </w:pPr>
                   <w:r>
@@ -3364,7 +3384,7 @@
                     <w:tabs>
                       <w:tab w:val="left" w:pos="340"/>
                     </w:tabs>
-                    <w:spacing w:before="0" w:after="0" w:line="276" w:lineRule="auto"/>
+                    <w:spacing w:before="0" w:after="0" w:line="258" w:lineRule="auto"/>
                     <w:ind w:left="340" w:hanging="340"/>
                   </w:pPr>
                   <w:r>
@@ -3452,6 +3472,7 @@
     </w:p>
     <w:p>
       <w:pPr>
+        <w:pStyle w:val="Heading2"/>
         <w:keepNext/>
         <w:pBdr>
           <w:bottom w:val="single" w:sz="8" w:space="3" w:color="003A70"/>
@@ -3459,7 +3480,7 @@
         <w:tabs>
           <w:tab w:val="right" w:pos="9504"/>
         </w:tabs>
-        <w:spacing w:before="50" w:after="36" w:line="240" w:lineRule="auto"/>
+        <w:spacing w:before="42" w:after="31" w:line="240" w:lineRule="auto"/>
       </w:pPr>
       <w:r>
         <w:rPr>
@@ -3467,7 +3488,7 @@
           <w:b/>
           <w:color w:val="003A70"/>
           <w:spacing w:val="14"/>
-          <w:sz w:val="19"/>
+          <w:sz w:val="22"/>
           <w:szCs w:val="19"/>
         </w:rPr>
         <w:t xml:space="preserve">READY CHECK</w:t>
@@ -3486,7 +3507,7 @@
           <w:rFonts w:ascii="Avenir Next" w:hAnsi="Avenir Next" w:cs="Avenir Next" w:eastAsia="Avenir Next"/>
           <w:i/>
           <w:color w:val="5A5F66"/>
-          <w:sz w:val="17"/>
+          <w:sz w:val="22"/>
           <w:szCs w:val="17"/>
         </w:rPr>
         <w:t xml:space="preserve">a problem like the one in today’s lesson</w:t>
@@ -3536,7 +3557,7 @@
               <w:tabs>
                 <w:tab w:val="left" w:pos="432"/>
               </w:tabs>
-              <w:spacing w:before="90" w:after="40" w:line="268" w:lineRule="auto"/>
+              <w:spacing w:before="76" w:after="34" w:line="254" w:lineRule="auto"/>
               <w:ind w:left="432" w:hanging="432"/>
             </w:pPr>
             <w:r>
@@ -3646,7 +3667,7 @@
                     <w:tabs>
                       <w:tab w:val="left" w:pos="340"/>
                     </w:tabs>
-                    <w:spacing w:before="0" w:after="0" w:line="264" w:lineRule="auto"/>
+                    <w:spacing w:before="0" w:after="0" w:line="252" w:lineRule="auto"/>
                     <w:ind w:left="340" w:hanging="340"/>
                   </w:pPr>
                   <w:r>
@@ -3654,25 +3675,25 @@
                       <w:rFonts w:ascii="Avenir Next" w:hAnsi="Avenir Next" w:cs="Avenir Next" w:eastAsia="Avenir Next"/>
                       <w:b/>
                       <w:color w:val="003A70"/>
+                      <w:sz w:val="22"/>
+                      <w:szCs w:val="21"/>
+                    </w:rPr>
+                    <w:t xml:space="preserve">A</w:t>
+                  </w:r>
+                  <w:r>
+                    <w:rPr>
+                      <w:rFonts w:ascii="Avenir Next" w:hAnsi="Avenir Next" w:cs="Avenir Next" w:eastAsia="Avenir Next"/>
+                      <w:color w:val="1A1A1A"/>
                       <w:sz w:val="21"/>
                       <w:szCs w:val="21"/>
                     </w:rPr>
-                    <w:t xml:space="preserve">A</w:t>
-                  </w:r>
-                  <w:r>
-                    <w:rPr>
-                      <w:rFonts w:ascii="Avenir Next" w:hAnsi="Avenir Next" w:cs="Avenir Next" w:eastAsia="Avenir Next"/>
-                      <w:color w:val="1A1A1A"/>
-                      <w:sz w:val="21"/>
-                      <w:szCs w:val="21"/>
-                    </w:rPr>
                     <w:tab/>
                   </w:r>
                   <w:r>
                     <w:rPr>
                       <w:rFonts w:ascii="Avenir Next" w:hAnsi="Avenir Next" w:cs="Avenir Next" w:eastAsia="Avenir Next"/>
                       <w:color w:val="1A1A1A"/>
-                      <w:sz w:val="21"/>
+                      <w:sz w:val="22"/>
                       <w:szCs w:val="21"/>
                     </w:rPr>
                     <w:t xml:space="preserve">7 + 7</w:t>
@@ -3689,7 +3710,7 @@
                     <w:tabs>
                       <w:tab w:val="left" w:pos="340"/>
                     </w:tabs>
-                    <w:spacing w:before="0" w:after="0" w:line="264" w:lineRule="auto"/>
+                    <w:spacing w:before="0" w:after="0" w:line="252" w:lineRule="auto"/>
                     <w:ind w:left="340" w:hanging="340"/>
                   </w:pPr>
                   <w:r>
@@ -3697,25 +3718,25 @@
                       <w:rFonts w:ascii="Avenir Next" w:hAnsi="Avenir Next" w:cs="Avenir Next" w:eastAsia="Avenir Next"/>
                       <w:b/>
                       <w:color w:val="003A70"/>
+                      <w:sz w:val="22"/>
+                      <w:szCs w:val="21"/>
+                    </w:rPr>
+                    <w:t xml:space="preserve">B</w:t>
+                  </w:r>
+                  <w:r>
+                    <w:rPr>
+                      <w:rFonts w:ascii="Avenir Next" w:hAnsi="Avenir Next" w:cs="Avenir Next" w:eastAsia="Avenir Next"/>
+                      <w:color w:val="1A1A1A"/>
                       <w:sz w:val="21"/>
                       <w:szCs w:val="21"/>
                     </w:rPr>
-                    <w:t xml:space="preserve">B</w:t>
-                  </w:r>
-                  <w:r>
-                    <w:rPr>
-                      <w:rFonts w:ascii="Avenir Next" w:hAnsi="Avenir Next" w:cs="Avenir Next" w:eastAsia="Avenir Next"/>
-                      <w:color w:val="1A1A1A"/>
-                      <w:sz w:val="21"/>
-                      <w:szCs w:val="21"/>
-                    </w:rPr>
                     <w:tab/>
                   </w:r>
                   <w:r>
                     <w:rPr>
                       <w:rFonts w:ascii="Avenir Next" w:hAnsi="Avenir Next" w:cs="Avenir Next" w:eastAsia="Avenir Next"/>
                       <w:color w:val="1A1A1A"/>
-                      <w:sz w:val="21"/>
+                      <w:sz w:val="22"/>
                       <w:szCs w:val="21"/>
                     </w:rPr>
                     <w:t xml:space="preserve">7 × 2</w:t>
@@ -3737,7 +3758,7 @@
                     <w:tabs>
                       <w:tab w:val="left" w:pos="340"/>
                     </w:tabs>
-                    <w:spacing w:before="0" w:after="0" w:line="264" w:lineRule="auto"/>
+                    <w:spacing w:before="0" w:after="0" w:line="252" w:lineRule="auto"/>
                     <w:ind w:left="340" w:hanging="340"/>
                   </w:pPr>
                   <w:r>
@@ -3745,25 +3766,25 @@
                       <w:rFonts w:ascii="Avenir Next" w:hAnsi="Avenir Next" w:cs="Avenir Next" w:eastAsia="Avenir Next"/>
                       <w:b/>
                       <w:color w:val="003A70"/>
+                      <w:sz w:val="22"/>
+                      <w:szCs w:val="21"/>
+                    </w:rPr>
+                    <w:t xml:space="preserve">C</w:t>
+                  </w:r>
+                  <w:r>
+                    <w:rPr>
+                      <w:rFonts w:ascii="Avenir Next" w:hAnsi="Avenir Next" w:cs="Avenir Next" w:eastAsia="Avenir Next"/>
+                      <w:color w:val="1A1A1A"/>
                       <w:sz w:val="21"/>
                       <w:szCs w:val="21"/>
                     </w:rPr>
-                    <w:t xml:space="preserve">C</w:t>
-                  </w:r>
-                  <w:r>
-                    <w:rPr>
-                      <w:rFonts w:ascii="Avenir Next" w:hAnsi="Avenir Next" w:cs="Avenir Next" w:eastAsia="Avenir Next"/>
-                      <w:color w:val="1A1A1A"/>
-                      <w:sz w:val="21"/>
-                      <w:szCs w:val="21"/>
-                    </w:rPr>
                     <w:tab/>
                   </w:r>
                   <w:r>
                     <w:rPr>
                       <w:rFonts w:ascii="Avenir Next" w:hAnsi="Avenir Next" w:cs="Avenir Next" w:eastAsia="Avenir Next"/>
                       <w:color w:val="1A1A1A"/>
-                      <w:sz w:val="21"/>
+                      <w:sz w:val="22"/>
                       <w:szCs w:val="21"/>
                     </w:rPr>
                     <w:t xml:space="preserve">7 × 7</w:t>
@@ -3780,7 +3801,7 @@
                     <w:tabs>
                       <w:tab w:val="left" w:pos="340"/>
                     </w:tabs>
-                    <w:spacing w:before="0" w:after="0" w:line="264" w:lineRule="auto"/>
+                    <w:spacing w:before="0" w:after="0" w:line="252" w:lineRule="auto"/>
                     <w:ind w:left="340" w:hanging="340"/>
                   </w:pPr>
                   <w:r>
@@ -3788,25 +3809,25 @@
                       <w:rFonts w:ascii="Avenir Next" w:hAnsi="Avenir Next" w:cs="Avenir Next" w:eastAsia="Avenir Next"/>
                       <w:b/>
                       <w:color w:val="003A70"/>
+                      <w:sz w:val="22"/>
+                      <w:szCs w:val="21"/>
+                    </w:rPr>
+                    <w:t xml:space="preserve">D</w:t>
+                  </w:r>
+                  <w:r>
+                    <w:rPr>
+                      <w:rFonts w:ascii="Avenir Next" w:hAnsi="Avenir Next" w:cs="Avenir Next" w:eastAsia="Avenir Next"/>
+                      <w:color w:val="1A1A1A"/>
                       <w:sz w:val="21"/>
                       <w:szCs w:val="21"/>
                     </w:rPr>
-                    <w:t xml:space="preserve">D</w:t>
-                  </w:r>
-                  <w:r>
-                    <w:rPr>
-                      <w:rFonts w:ascii="Avenir Next" w:hAnsi="Avenir Next" w:cs="Avenir Next" w:eastAsia="Avenir Next"/>
-                      <w:color w:val="1A1A1A"/>
-                      <w:sz w:val="21"/>
-                      <w:szCs w:val="21"/>
-                    </w:rPr>
                     <w:tab/>
                   </w:r>
                   <w:r>
                     <w:rPr>
                       <w:rFonts w:ascii="Avenir Next" w:hAnsi="Avenir Next" w:cs="Avenir Next" w:eastAsia="Avenir Next"/>
                       <w:color w:val="1A1A1A"/>
-                      <w:sz w:val="21"/>
+                      <w:sz w:val="22"/>
                       <w:szCs w:val="21"/>
                     </w:rPr>
                     <w:t xml:space="preserve">2 × 2 × 2 × 2 × 2 × 2 × 2</w:t>
@@ -3855,19 +3876,42 @@
         <w:tblLook w:val="0000" w:firstRow="0" w:lastRow="0" w:firstColumn="0" w:lastColumn="0" w:noHBand="1" w:noVBand="1"/>
       </w:tblPr>
       <w:tblGrid>
-        <w:gridCol w:w="2000"/>
-        <w:gridCol w:w="2300"/>
-        <w:gridCol w:w="2100"/>
-        <w:gridCol w:w="3104"/>
+        <w:gridCol w:w="1750"/>
+        <w:gridCol w:w="2500"/>
+        <w:gridCol w:w="2200"/>
+        <w:gridCol w:w="3054"/>
       </w:tblGrid>
       <w:tr>
         <w:trPr>
           <w:cantSplit/>
-          <w:trHeight w:val="320" w:hRule="atLeast"/>
+          <w:trHeight w:val="300" w:hRule="atLeast"/>
         </w:trPr>
         <w:tc>
           <w:tcPr>
-            <w:tcW w:w="2000" w:type="dxa"/>
+            <w:tcW w:w="1750" w:type="dxa"/>
+            <w:vAlign w:val="center"/>
+          </w:tcPr>
+          <w:p>
+            <w:pPr>
+              <w:pStyle w:val="Heading2"/>
+              <w:spacing w:before="0" w:after="0" w:line="240" w:lineRule="auto"/>
+            </w:pPr>
+            <w:r>
+              <w:rPr>
+                <w:rFonts w:ascii="Avenir Next" w:hAnsi="Avenir Next" w:cs="Avenir Next" w:eastAsia="Avenir Next"/>
+                <w:b/>
+                <w:color w:val="003A70"/>
+                <w:spacing w:val="12"/>
+                <w:sz w:val="15"/>
+                <w:szCs w:val="15"/>
+              </w:rPr>
+              <w:t xml:space="preserve">CHECK YOURSELF</w:t>
+            </w:r>
+          </w:p>
+        </w:tc>
+        <w:tc>
+          <w:tcPr>
+            <w:tcW w:w="2500" w:type="dxa"/>
             <w:vAlign w:val="center"/>
           </w:tcPr>
           <w:p>
@@ -3876,20 +3920,27 @@
             </w:pPr>
             <w:r>
               <w:rPr>
-                <w:rFonts w:ascii="Avenir Next" w:hAnsi="Avenir Next" w:cs="Avenir Next" w:eastAsia="Avenir Next"/>
-                <w:b/>
-                <w:color w:val="003A70"/>
-                <w:spacing w:val="12"/>
-                <w:sz w:val="15"/>
-                <w:szCs w:val="15"/>
-              </w:rPr>
-              <w:t xml:space="preserve">CHECK YOURSELF</w:t>
+                <w:rFonts w:ascii="Arial" w:hAnsi="Arial" w:cs="Arial" w:eastAsia="Arial"/>
+                <w:color w:val="1A1A1A"/>
+                <w:sz w:val="20"/>
+                <w:szCs w:val="20"/>
+              </w:rPr>
+              <w:t xml:space="preserve">□</w:t>
+            </w:r>
+            <w:r>
+              <w:rPr>
+                <w:rFonts w:ascii="Avenir Next" w:hAnsi="Avenir Next" w:cs="Avenir Next" w:eastAsia="Avenir Next"/>
+                <w:color w:val="1A1A1A"/>
+                <w:sz w:val="17"/>
+                <w:szCs w:val="17"/>
+              </w:rPr>
+              <w:t xml:space="preserve">  I can do this on my own</w:t>
             </w:r>
           </w:p>
         </w:tc>
         <w:tc>
           <w:tcPr>
-            <w:tcW w:w="2300" w:type="dxa"/>
+            <w:tcW w:w="2200" w:type="dxa"/>
             <w:vAlign w:val="center"/>
           </w:tcPr>
           <w:p>
@@ -3900,8 +3951,8 @@
               <w:rPr>
                 <w:rFonts w:ascii="Arial" w:hAnsi="Arial" w:cs="Arial" w:eastAsia="Arial"/>
                 <w:color w:val="1A1A1A"/>
-                <w:sz w:val="24"/>
-                <w:szCs w:val="24"/>
+                <w:sz w:val="20"/>
+                <w:szCs w:val="20"/>
               </w:rPr>
               <w:t xml:space="preserve">□</w:t>
             </w:r>
@@ -3912,13 +3963,13 @@
                 <w:sz w:val="17"/>
                 <w:szCs w:val="17"/>
               </w:rPr>
-              <w:t xml:space="preserve">  I can do this on my own</w:t>
+              <w:t xml:space="preserve">  I need a little help</w:t>
             </w:r>
           </w:p>
         </w:tc>
         <w:tc>
           <w:tcPr>
-            <w:tcW w:w="2100" w:type="dxa"/>
+            <w:tcW w:w="3054" w:type="dxa"/>
             <w:vAlign w:val="center"/>
           </w:tcPr>
           <w:p>
@@ -3929,37 +3980,8 @@
               <w:rPr>
                 <w:rFonts w:ascii="Arial" w:hAnsi="Arial" w:cs="Arial" w:eastAsia="Arial"/>
                 <w:color w:val="1A1A1A"/>
-                <w:sz w:val="24"/>
-                <w:szCs w:val="24"/>
-              </w:rPr>
-              <w:t xml:space="preserve">□</w:t>
-            </w:r>
-            <w:r>
-              <w:rPr>
-                <w:rFonts w:ascii="Avenir Next" w:hAnsi="Avenir Next" w:cs="Avenir Next" w:eastAsia="Avenir Next"/>
-                <w:color w:val="1A1A1A"/>
-                <w:sz w:val="17"/>
-                <w:szCs w:val="17"/>
-              </w:rPr>
-              <w:t xml:space="preserve">  I need a little help</w:t>
-            </w:r>
-          </w:p>
-        </w:tc>
-        <w:tc>
-          <w:tcPr>
-            <w:tcW w:w="3104" w:type="dxa"/>
-            <w:vAlign w:val="center"/>
-          </w:tcPr>
-          <w:p>
-            <w:pPr>
-              <w:spacing w:before="0" w:after="0" w:line="240" w:lineRule="auto"/>
-            </w:pPr>
-            <w:r>
-              <w:rPr>
-                <w:rFonts w:ascii="Arial" w:hAnsi="Arial" w:cs="Arial" w:eastAsia="Arial"/>
-                <w:color w:val="1A1A1A"/>
-                <w:sz w:val="24"/>
-                <w:szCs w:val="24"/>
+                <w:sz w:val="20"/>
+                <w:szCs w:val="20"/>
               </w:rPr>
               <w:t xml:space="preserve">□</w:t>
             </w:r>
@@ -3994,7 +4016,7 @@
     <w:sectPr>
       <w:footerReference w:type="default" r:id="rIdFooter1"/>
       <w:pgSz w:w="12240" w:h="15840"/>
-      <w:pgMar w:top="893" w:right="1224" w:bottom="835" w:left="1512" w:header="432" w:footer="432" w:gutter="0"/>
+      <w:pgMar w:top="780" w:right="1224" w:bottom="760" w:left="1512" w:header="432" w:footer="432" w:gutter="0"/>
       <w:cols w:space="720"/>
     </w:sectPr>
   </w:body>
@@ -4074,7 +4096,106 @@
               <w:sz w:val="15"/>
               <w:szCs w:val="15"/>
             </w:rPr>
-            <w:t xml:space="preserve">Lesson 6-3  ·  Session 2  ·  Prerequisite Practice B</w:t>
+            <w:t xml:space="preserve">6-3 · Page </w:t>
+          </w:r>
+          <w:r>
+            <w:rPr>
+              <w:rFonts w:ascii="Avenir Next" w:hAnsi="Avenir Next" w:cs="Avenir Next" w:eastAsia="Avenir Next"/>
+              <w:color w:val="5A5F66"/>
+              <w:sz w:val="15"/>
+              <w:szCs w:val="15"/>
+            </w:rPr>
+            <w:fldChar w:fldCharType="begin"/>
+          </w:r>
+          <w:r>
+            <w:rPr>
+              <w:rFonts w:ascii="Avenir Next" w:hAnsi="Avenir Next" w:cs="Avenir Next" w:eastAsia="Avenir Next"/>
+              <w:color w:val="5A5F66"/>
+              <w:sz w:val="15"/>
+              <w:szCs w:val="15"/>
+            </w:rPr>
+            <w:instrText xml:space="preserve"> PAGE </w:instrText>
+          </w:r>
+          <w:r>
+            <w:rPr>
+              <w:rFonts w:ascii="Avenir Next" w:hAnsi="Avenir Next" w:cs="Avenir Next" w:eastAsia="Avenir Next"/>
+              <w:color w:val="5A5F66"/>
+              <w:sz w:val="15"/>
+              <w:szCs w:val="15"/>
+            </w:rPr>
+            <w:fldChar w:fldCharType="separate"/>
+          </w:r>
+          <w:r>
+            <w:rPr>
+              <w:rFonts w:ascii="Avenir Next" w:hAnsi="Avenir Next" w:cs="Avenir Next" w:eastAsia="Avenir Next"/>
+              <w:color w:val="5A5F66"/>
+              <w:sz w:val="15"/>
+              <w:szCs w:val="15"/>
+            </w:rPr>
+            <w:t xml:space="preserve">1</w:t>
+          </w:r>
+          <w:r>
+            <w:rPr>
+              <w:rFonts w:ascii="Avenir Next" w:hAnsi="Avenir Next" w:cs="Avenir Next" w:eastAsia="Avenir Next"/>
+              <w:color w:val="5A5F66"/>
+              <w:sz w:val="15"/>
+              <w:szCs w:val="15"/>
+            </w:rPr>
+            <w:fldChar w:fldCharType="end"/>
+          </w:r>
+          <w:r>
+            <w:rPr>
+              <w:rFonts w:ascii="Avenir Next" w:hAnsi="Avenir Next" w:cs="Avenir Next" w:eastAsia="Avenir Next"/>
+              <w:color w:val="5A5F66"/>
+              <w:sz w:val="15"/>
+              <w:szCs w:val="15"/>
+            </w:rPr>
+            <w:t xml:space="preserve"> of </w:t>
+          </w:r>
+          <w:r>
+            <w:rPr>
+              <w:rFonts w:ascii="Avenir Next" w:hAnsi="Avenir Next" w:cs="Avenir Next" w:eastAsia="Avenir Next"/>
+              <w:color w:val="5A5F66"/>
+              <w:sz w:val="15"/>
+              <w:szCs w:val="15"/>
+            </w:rPr>
+            <w:fldChar w:fldCharType="begin"/>
+          </w:r>
+          <w:r>
+            <w:rPr>
+              <w:rFonts w:ascii="Avenir Next" w:hAnsi="Avenir Next" w:cs="Avenir Next" w:eastAsia="Avenir Next"/>
+              <w:color w:val="5A5F66"/>
+              <w:sz w:val="15"/>
+              <w:szCs w:val="15"/>
+            </w:rPr>
+            <w:instrText xml:space="preserve"> NUMPAGES </w:instrText>
+          </w:r>
+          <w:r>
+            <w:rPr>
+              <w:rFonts w:ascii="Avenir Next" w:hAnsi="Avenir Next" w:cs="Avenir Next" w:eastAsia="Avenir Next"/>
+              <w:color w:val="5A5F66"/>
+              <w:sz w:val="15"/>
+              <w:szCs w:val="15"/>
+            </w:rPr>
+            <w:fldChar w:fldCharType="separate"/>
+          </w:r>
+          <w:r>
+            <w:rPr>
+              <w:rFonts w:ascii="Avenir Next" w:hAnsi="Avenir Next" w:cs="Avenir Next" w:eastAsia="Avenir Next"/>
+              <w:color w:val="5A5F66"/>
+              <w:sz w:val="15"/>
+              <w:szCs w:val="15"/>
+            </w:rPr>
+            <w:t xml:space="preserve">1</w:t>
+          </w:r>
+          <w:r>
+            <w:rPr>
+              <w:rFonts w:ascii="Avenir Next" w:hAnsi="Avenir Next" w:cs="Avenir Next" w:eastAsia="Avenir Next"/>
+              <w:color w:val="5A5F66"/>
+              <w:sz w:val="15"/>
+              <w:szCs w:val="15"/>
+            </w:rPr>
+            <w:fldChar w:fldCharType="end"/>
           </w:r>
         </w:p>
       </w:tc>
@@ -4117,5 +4238,23 @@
       </w:tblCellMar>
     </w:tblPr>
   </w:style>
+  <w:style w:type="paragraph" w:styleId="Heading1">
+    <w:name w:val="heading 1"/>
+    <w:basedOn w:val="Normal"/>
+    <w:pPr>
+      <w:outlineLvl w:val="0"/>
+      <w:keepNext w:val="0"/>
+      <w:keepLines w:val="0"/>
+    </w:pPr>
+  </w:style>
+  <w:style w:type="paragraph" w:styleId="Heading2">
+    <w:name w:val="heading 2"/>
+    <w:basedOn w:val="Normal"/>
+    <w:pPr>
+      <w:outlineLvl w:val="1"/>
+      <w:keepNext w:val="0"/>
+      <w:keepLines w:val="0"/>
+    </w:pPr>
+  </w:style>
 </w:styles>
 </file>